--- a/docs/EgoDex_EDA_보고서.docx
+++ b/docs/EgoDex_EDA_보고서.docx
@@ -795,7 +795,7 @@
       <w:r>
         <w:drawing>
           <wp:inline distT="0" distB="0" distL="0" distR="0">
-            <wp:extent cx="6096000" cy="3000375"/>
+            <wp:extent cx="6096000" cy="2609850"/>
             <wp:effectExtent t="0" r="0" b="0" l="0"/>
             <wp:docPr id="1" name="" descr="" title=""/>
             <wp:cNvGraphicFramePr>
@@ -820,7 +820,7 @@
                   <pic:spPr bwMode="auto">
                     <a:xfrm>
                       <a:off x="0" y="0"/>
-                      <a:ext cx="6096000" cy="3000375"/>
+                      <a:ext cx="6096000" cy="2609850"/>
                     </a:xfrm>
                     <a:prstGeom prst="rect">
                       <a:avLst/>
@@ -847,7 +847,7 @@
           <w:sz w:val="17"/>
           <w:szCs w:val="17"/>
         </w:rPr>
-        <w:t xml:space="preserve">그림 2. 저장 구조 전체 — 파일 쌍, hdf5 내부 3그룹, 68관절 구성.</w:t>
+        <w:t xml:space="preserve">그림 2. 폴더 구조 — 태스크 폴더 안에 에피소드가 번호로 들어있고, mp4와 hdf5가 한 쌍을 이룬다.</w:t>
       </w:r>
     </w:p>
     <w:p>
@@ -979,454 +979,24 @@
         <w:t xml:space="preserve">4. hdf5 내부 — 무엇이 들어있나</w:t>
       </w:r>
     </w:p>
-    <w:tbl>
-      <w:tblPr>
-        <w:tblW w:type="dxa" w:w="9026"/>
-        <w:tblBorders>
-          <w:top w:val="single" w:color="auto" w:sz="4"/>
-          <w:left w:val="single" w:color="auto" w:sz="4"/>
-          <w:bottom w:val="single" w:color="auto" w:sz="4"/>
-          <w:right w:val="single" w:color="auto" w:sz="4"/>
-          <w:insideH w:val="single" w:color="auto" w:sz="4"/>
-          <w:insideV w:val="single" w:color="auto" w:sz="4"/>
-        </w:tblBorders>
-      </w:tblPr>
-      <w:tblGrid>
-        <w:gridCol w:w="1805"/>
-        <w:gridCol w:w="5235"/>
-        <w:gridCol w:w="1986"/>
-      </w:tblGrid>
-      <w:tr>
-        <w:trPr>
-          <w:tblHeader/>
-        </w:trPr>
-        <w:tc>
-          <w:tcPr>
-            <w:tcW w:type="dxa" w:w="1805"/>
-            <w:shd w:fill="D9E2F3" w:val="clear"/>
-            <w:tcMar>
-              <w:top w:type="dxa" w:w="55"/>
-              <w:left w:type="dxa" w:w="100"/>
-              <w:bottom w:type="dxa" w:w="55"/>
-              <w:right w:type="dxa" w:w="100"/>
-            </w:tcMar>
-          </w:tcPr>
-          <w:p>
-            <w:pPr>
-              <w:spacing w:after="0"/>
-            </w:pPr>
-            <w:r>
-              <w:rPr>
-                <w:rFonts w:ascii="Malgun Gothic" w:cs="Malgun Gothic" w:eastAsia="Malgun Gothic" w:hAnsi="Malgun Gothic"/>
-                <w:b/>
-                <w:bCs/>
-                <w:sz w:val="18"/>
-                <w:szCs w:val="18"/>
-              </w:rPr>
-              <w:t xml:space="preserve">그룹</w:t>
-            </w:r>
-          </w:p>
-        </w:tc>
-        <w:tc>
-          <w:tcPr>
-            <w:tcW w:type="dxa" w:w="5235"/>
-            <w:shd w:fill="D9E2F3" w:val="clear"/>
-            <w:tcMar>
-              <w:top w:type="dxa" w:w="55"/>
-              <w:left w:type="dxa" w:w="100"/>
-              <w:bottom w:type="dxa" w:w="55"/>
-              <w:right w:type="dxa" w:w="100"/>
-            </w:tcMar>
-          </w:tcPr>
-          <w:p>
-            <w:pPr>
-              <w:spacing w:after="0"/>
-            </w:pPr>
-            <w:r>
-              <w:rPr>
-                <w:rFonts w:ascii="Malgun Gothic" w:cs="Malgun Gothic" w:eastAsia="Malgun Gothic" w:hAnsi="Malgun Gothic"/>
-                <w:b/>
-                <w:bCs/>
-                <w:sz w:val="18"/>
-                <w:szCs w:val="18"/>
-              </w:rPr>
-              <w:t xml:space="preserve">내용</w:t>
-            </w:r>
-          </w:p>
-        </w:tc>
-        <w:tc>
-          <w:tcPr>
-            <w:tcW w:type="dxa" w:w="1986"/>
-            <w:shd w:fill="D9E2F3" w:val="clear"/>
-            <w:tcMar>
-              <w:top w:type="dxa" w:w="55"/>
-              <w:left w:type="dxa" w:w="100"/>
-              <w:bottom w:type="dxa" w:w="55"/>
-              <w:right w:type="dxa" w:w="100"/>
-            </w:tcMar>
-          </w:tcPr>
-          <w:p>
-            <w:pPr>
-              <w:spacing w:after="0"/>
-            </w:pPr>
-            <w:r>
-              <w:rPr>
-                <w:rFonts w:ascii="Malgun Gothic" w:cs="Malgun Gothic" w:eastAsia="Malgun Gothic" w:hAnsi="Malgun Gothic"/>
-                <w:b/>
-                <w:bCs/>
-                <w:sz w:val="18"/>
-                <w:szCs w:val="18"/>
-              </w:rPr>
-              <w:t xml:space="preserve">형태</w:t>
-            </w:r>
-          </w:p>
-        </w:tc>
-      </w:tr>
-      <w:tr>
-        <w:tc>
-          <w:tcPr>
-            <w:tcW w:type="dxa" w:w="1805"/>
-            <w:tcMar>
-              <w:top w:type="dxa" w:w="55"/>
-              <w:left w:type="dxa" w:w="100"/>
-              <w:bottom w:type="dxa" w:w="55"/>
-              <w:right w:type="dxa" w:w="100"/>
-            </w:tcMar>
-          </w:tcPr>
-          <w:p>
-            <w:pPr>
-              <w:spacing w:after="0"/>
-            </w:pPr>
-            <w:r>
-              <w:rPr>
-                <w:rFonts w:ascii="Malgun Gothic" w:cs="Malgun Gothic" w:eastAsia="Malgun Gothic" w:hAnsi="Malgun Gothic"/>
-                <w:b/>
-                <w:bCs/>
-                <w:sz w:val="18"/>
-                <w:szCs w:val="18"/>
-              </w:rPr>
-              <w:t xml:space="preserve">transforms/</w:t>
-            </w:r>
-          </w:p>
-        </w:tc>
-        <w:tc>
-          <w:tcPr>
-            <w:tcW w:type="dxa" w:w="5235"/>
-            <w:tcMar>
-              <w:top w:type="dxa" w:w="55"/>
-              <w:left w:type="dxa" w:w="100"/>
-              <w:bottom w:type="dxa" w:w="55"/>
-              <w:right w:type="dxa" w:w="100"/>
-            </w:tcMar>
-          </w:tcPr>
-          <w:p>
-            <w:pPr>
-              <w:spacing w:after="0"/>
-            </w:pPr>
-            <w:r>
-              <w:rPr>
-                <w:rFonts w:ascii="Malgun Gothic" w:cs="Malgun Gothic" w:eastAsia="Malgun Gothic" w:hAnsi="Malgun Gothic"/>
-                <w:b w:val="false"/>
-                <w:bCs w:val="false"/>
-                <w:sz w:val="18"/>
-                <w:szCs w:val="18"/>
-              </w:rPr>
-              <w:t xml:space="preserve">관절 68개 + camera(머리 시점)의 위치·자세 시계열. 각 키가 SE(3) 동차변환행렬</w:t>
-            </w:r>
-          </w:p>
-        </w:tc>
-        <w:tc>
-          <w:tcPr>
-            <w:tcW w:type="dxa" w:w="1986"/>
-            <w:tcMar>
-              <w:top w:type="dxa" w:w="55"/>
-              <w:left w:type="dxa" w:w="100"/>
-              <w:bottom w:type="dxa" w:w="55"/>
-              <w:right w:type="dxa" w:w="100"/>
-            </w:tcMar>
-          </w:tcPr>
-          <w:p>
-            <w:pPr>
-              <w:spacing w:after="0"/>
-            </w:pPr>
-            <w:r>
-              <w:rPr>
-                <w:rFonts w:ascii="Malgun Gothic" w:cs="Malgun Gothic" w:eastAsia="Malgun Gothic" w:hAnsi="Malgun Gothic"/>
-                <w:b w:val="false"/>
-                <w:bCs w:val="false"/>
-                <w:sz w:val="18"/>
-                <w:szCs w:val="18"/>
-              </w:rPr>
-              <w:t xml:space="preserve">키마다 (N, 4, 4) float32</w:t>
-            </w:r>
-          </w:p>
-        </w:tc>
-      </w:tr>
-      <w:tr>
-        <w:tc>
-          <w:tcPr>
-            <w:tcW w:type="dxa" w:w="1805"/>
-            <w:tcMar>
-              <w:top w:type="dxa" w:w="55"/>
-              <w:left w:type="dxa" w:w="100"/>
-              <w:bottom w:type="dxa" w:w="55"/>
-              <w:right w:type="dxa" w:w="100"/>
-            </w:tcMar>
-          </w:tcPr>
-          <w:p>
-            <w:pPr>
-              <w:spacing w:after="0"/>
-            </w:pPr>
-            <w:r>
-              <w:rPr>
-                <w:rFonts w:ascii="Malgun Gothic" w:cs="Malgun Gothic" w:eastAsia="Malgun Gothic" w:hAnsi="Malgun Gothic"/>
-                <w:b/>
-                <w:bCs/>
-                <w:sz w:val="18"/>
-                <w:szCs w:val="18"/>
-              </w:rPr>
-              <w:t xml:space="preserve">confidences/</w:t>
-            </w:r>
-          </w:p>
-        </w:tc>
-        <w:tc>
-          <w:tcPr>
-            <w:tcW w:type="dxa" w:w="5235"/>
-            <w:tcMar>
-              <w:top w:type="dxa" w:w="55"/>
-              <w:left w:type="dxa" w:w="100"/>
-              <w:bottom w:type="dxa" w:w="55"/>
-              <w:right w:type="dxa" w:w="100"/>
-            </w:tcMar>
-          </w:tcPr>
-          <w:p>
-            <w:pPr>
-              <w:spacing w:after="0"/>
-            </w:pPr>
-            <w:r>
-              <w:rPr>
-                <w:rFonts w:ascii="Malgun Gothic" w:cs="Malgun Gothic" w:eastAsia="Malgun Gothic" w:hAnsi="Malgun Gothic"/>
-                <w:b w:val="false"/>
-                <w:bCs w:val="false"/>
-                <w:sz w:val="18"/>
-                <w:szCs w:val="18"/>
-              </w:rPr>
-              <w:t xml:space="preserve">관절 68개별 ARKit 추정 신뢰도</w:t>
-            </w:r>
-          </w:p>
-        </w:tc>
-        <w:tc>
-          <w:tcPr>
-            <w:tcW w:type="dxa" w:w="1986"/>
-            <w:tcMar>
-              <w:top w:type="dxa" w:w="55"/>
-              <w:left w:type="dxa" w:w="100"/>
-              <w:bottom w:type="dxa" w:w="55"/>
-              <w:right w:type="dxa" w:w="100"/>
-            </w:tcMar>
-          </w:tcPr>
-          <w:p>
-            <w:pPr>
-              <w:spacing w:after="0"/>
-            </w:pPr>
-            <w:r>
-              <w:rPr>
-                <w:rFonts w:ascii="Malgun Gothic" w:cs="Malgun Gothic" w:eastAsia="Malgun Gothic" w:hAnsi="Malgun Gothic"/>
-                <w:b w:val="false"/>
-                <w:bCs w:val="false"/>
-                <w:sz w:val="18"/>
-                <w:szCs w:val="18"/>
-              </w:rPr>
-              <w:t xml:space="preserve">키마다 (N,) float32</w:t>
-            </w:r>
-          </w:p>
-        </w:tc>
-      </w:tr>
-      <w:tr>
-        <w:tc>
-          <w:tcPr>
-            <w:tcW w:type="dxa" w:w="1805"/>
-            <w:tcMar>
-              <w:top w:type="dxa" w:w="55"/>
-              <w:left w:type="dxa" w:w="100"/>
-              <w:bottom w:type="dxa" w:w="55"/>
-              <w:right w:type="dxa" w:w="100"/>
-            </w:tcMar>
-          </w:tcPr>
-          <w:p>
-            <w:pPr>
-              <w:spacing w:after="0"/>
-            </w:pPr>
-            <w:r>
-              <w:rPr>
-                <w:rFonts w:ascii="Malgun Gothic" w:cs="Malgun Gothic" w:eastAsia="Malgun Gothic" w:hAnsi="Malgun Gothic"/>
-                <w:b/>
-                <w:bCs/>
-                <w:sz w:val="18"/>
-                <w:szCs w:val="18"/>
-              </w:rPr>
-              <w:t xml:space="preserve">camera/intrinsic</w:t>
-            </w:r>
-          </w:p>
-        </w:tc>
-        <w:tc>
-          <w:tcPr>
-            <w:tcW w:type="dxa" w:w="5235"/>
-            <w:tcMar>
-              <w:top w:type="dxa" w:w="55"/>
-              <w:left w:type="dxa" w:w="100"/>
-              <w:bottom w:type="dxa" w:w="55"/>
-              <w:right w:type="dxa" w:w="100"/>
-            </w:tcMar>
-          </w:tcPr>
-          <w:p>
-            <w:pPr>
-              <w:spacing w:after="0"/>
-            </w:pPr>
-            <w:r>
-              <w:rPr>
-                <w:rFonts w:ascii="Malgun Gothic" w:cs="Malgun Gothic" w:eastAsia="Malgun Gothic" w:hAnsi="Malgun Gothic"/>
-                <w:b w:val="false"/>
-                <w:bCs w:val="false"/>
-                <w:sz w:val="18"/>
-                <w:szCs w:val="18"/>
-              </w:rPr>
-              <w:t xml:space="preserve">카메라 내부 파라미터 (fx=fy=736.6, cx=960, cy=540 — 전 파일 동일)</w:t>
-            </w:r>
-          </w:p>
-        </w:tc>
-        <w:tc>
-          <w:tcPr>
-            <w:tcW w:type="dxa" w:w="1986"/>
-            <w:tcMar>
-              <w:top w:type="dxa" w:w="55"/>
-              <w:left w:type="dxa" w:w="100"/>
-              <w:bottom w:type="dxa" w:w="55"/>
-              <w:right w:type="dxa" w:w="100"/>
-            </w:tcMar>
-          </w:tcPr>
-          <w:p>
-            <w:pPr>
-              <w:spacing w:after="0"/>
-            </w:pPr>
-            <w:r>
-              <w:rPr>
-                <w:rFonts w:ascii="Malgun Gothic" w:cs="Malgun Gothic" w:eastAsia="Malgun Gothic" w:hAnsi="Malgun Gothic"/>
-                <w:b w:val="false"/>
-                <w:bCs w:val="false"/>
-                <w:sz w:val="18"/>
-                <w:szCs w:val="18"/>
-              </w:rPr>
-              <w:t xml:space="preserve">(3, 3) float32</w:t>
-            </w:r>
-          </w:p>
-        </w:tc>
-      </w:tr>
-      <w:tr>
-        <w:tc>
-          <w:tcPr>
-            <w:tcW w:type="dxa" w:w="1805"/>
-            <w:tcMar>
-              <w:top w:type="dxa" w:w="55"/>
-              <w:left w:type="dxa" w:w="100"/>
-              <w:bottom w:type="dxa" w:w="55"/>
-              <w:right w:type="dxa" w:w="100"/>
-            </w:tcMar>
-          </w:tcPr>
-          <w:p>
-            <w:pPr>
-              <w:spacing w:after="0"/>
-            </w:pPr>
-            <w:r>
-              <w:rPr>
-                <w:rFonts w:ascii="Malgun Gothic" w:cs="Malgun Gothic" w:eastAsia="Malgun Gothic" w:hAnsi="Malgun Gothic"/>
-                <w:b/>
-                <w:bCs/>
-                <w:sz w:val="18"/>
-                <w:szCs w:val="18"/>
-              </w:rPr>
-              <w:t xml:space="preserve">파일 속성(attrs)</w:t>
-            </w:r>
-          </w:p>
-        </w:tc>
-        <w:tc>
-          <w:tcPr>
-            <w:tcW w:type="dxa" w:w="5235"/>
-            <w:tcMar>
-              <w:top w:type="dxa" w:w="55"/>
-              <w:left w:type="dxa" w:w="100"/>
-              <w:bottom w:type="dxa" w:w="55"/>
-              <w:right w:type="dxa" w:w="100"/>
-            </w:tcMar>
-          </w:tcPr>
-          <w:p>
-            <w:pPr>
-              <w:spacing w:after="0"/>
-            </w:pPr>
-            <w:r>
-              <w:rPr>
-                <w:rFonts w:ascii="Malgun Gothic" w:cs="Malgun Gothic" w:eastAsia="Malgun Gothic" w:hAnsi="Malgun Gothic"/>
-                <w:b w:val="false"/>
-                <w:bCs w:val="false"/>
-                <w:sz w:val="18"/>
-                <w:szCs w:val="18"/>
-              </w:rPr>
-              <w:t xml:space="preserve">태스크명, 자연어 지시문, 객체/동사 태그, 환경 서술 등 (5장)</w:t>
-            </w:r>
-          </w:p>
-        </w:tc>
-        <w:tc>
-          <w:tcPr>
-            <w:tcW w:type="dxa" w:w="1986"/>
-            <w:tcMar>
-              <w:top w:type="dxa" w:w="55"/>
-              <w:left w:type="dxa" w:w="100"/>
-              <w:bottom w:type="dxa" w:w="55"/>
-              <w:right w:type="dxa" w:w="100"/>
-            </w:tcMar>
-          </w:tcPr>
-          <w:p>
-            <w:pPr>
-              <w:spacing w:after="0"/>
-            </w:pPr>
-            <w:r>
-              <w:rPr>
-                <w:rFonts w:ascii="Malgun Gothic" w:cs="Malgun Gothic" w:eastAsia="Malgun Gothic" w:hAnsi="Malgun Gothic"/>
-                <w:b w:val="false"/>
-                <w:bCs w:val="false"/>
-                <w:sz w:val="18"/>
-                <w:szCs w:val="18"/>
-              </w:rPr>
-              <w:t xml:space="preserve">문자열/배열</w:t>
-            </w:r>
-          </w:p>
-        </w:tc>
-      </w:tr>
-    </w:tbl>
-    <w:p>
-      <w:pPr>
-        <w:spacing w:after="120" w:before="120"/>
+    <w:p>
+      <w:pPr>
+        <w:pBdr>
+          <w:left w:val="single" w:color="2F5496" w:sz="18" w:space="8"/>
+        </w:pBdr>
+        <w:shd w:fill="EAF1FB" w:val="clear"/>
+        <w:spacing w:after="150" w:before="60"/>
       </w:pPr>
       <w:r>
         <w:rPr>
           <w:rFonts w:ascii="Malgun Gothic" w:cs="Malgun Gothic" w:eastAsia="Malgun Gothic" w:hAnsi="Malgun Gothic"/>
-          <w:sz w:val="20"/>
-          <w:szCs w:val="20"/>
-        </w:rPr>
-        <w:t xml:space="preserve">68관절 분해 (실측): 손가락 48 (좌/우 × 24마디 — 엄지 4마디, 나머지 손가락 5마디씩) + 팔 8 (좌/우 어깨·상완·전완·손) + 몸통·목 12 (spine 7, neck 4, hip 1).</w:t>
-      </w:r>
-    </w:p>
-    <w:p>
-      <w:pPr>
-        <w:spacing w:after="120" w:before="60"/>
-      </w:pPr>
-      <w:r>
-        <w:rPr>
-          <w:rFonts w:ascii="Malgun Gothic" w:cs="Malgun Gothic" w:eastAsia="Malgun Gothic" w:hAnsi="Malgun Gothic"/>
-          <w:sz w:val="20"/>
-          <w:szCs w:val="20"/>
-        </w:rPr>
-        <w:t xml:space="preserve">좌표계: 모든 변환은 녹화 시작 시점에 고정되는 ARKit 원점(바닥, 중력 정렬) 기준이다. 카메라 기준으로 바꾸려면 camera 변환의 역행렬을 곱하면 되고, intrinsic이 있어 3D 관절을 영상 위에 바로 재투영할 수 있다 — 아래 그림 3이 그 검증이다.</w:t>
+          <w:b/>
+          <w:bCs/>
+          <w:color w:val="1F3864"/>
+          <w:sz w:val="21"/>
+          <w:szCs w:val="21"/>
+        </w:rPr>
+        <w:t xml:space="preserve">hdf5 한 파일 = 표 한 장이라고 보면 된다. 세로가 시간(프레임), 가로가 관절 68개 + 카메라이고, 칸마다 4×4 행렬(그 관절의 3D 위치와 방향)이 들어있다.</w:t>
       </w:r>
     </w:p>
     <w:p>
@@ -1437,7 +1007,7 @@
       <w:r>
         <w:drawing>
           <wp:inline distT="0" distB="0" distL="0" distR="0">
-            <wp:extent cx="6096000" cy="3429000"/>
+            <wp:extent cx="6096000" cy="2800350"/>
             <wp:effectExtent t="0" r="0" b="0" l="0"/>
             <wp:docPr id="1" name="" descr="" title=""/>
             <wp:cNvGraphicFramePr>
@@ -1462,7 +1032,7 @@
                   <pic:spPr bwMode="auto">
                     <a:xfrm>
                       <a:off x="0" y="0"/>
-                      <a:ext cx="6096000" cy="3429000"/>
+                      <a:ext cx="6096000" cy="2800350"/>
                     </a:xfrm>
                     <a:prstGeom prst="rect">
                       <a:avLst/>
@@ -1489,936 +1059,7 @@
           <w:sz w:val="17"/>
           <w:szCs w:val="17"/>
         </w:rPr>
-        <w:t xml:space="preserve">그림 3. hdf5의 3D 관절(초록=왼손, 주황=오른손)을 공식 규약대로 영상에 재투영한 결과 — 손 위에 정확히 겹친다. 오른손이 약간 어긋나 보이는 것은 Vision Pro 영상 합성에 따른 시점 오차로, README에 명시된 특성이다. (전체 영상: docs/samples/egodex_overlay_clip.mp4)</w:t>
-      </w:r>
-    </w:p>
-    <w:p>
-      <w:pPr>
-        <w:pStyle w:val="Heading1"/>
-        <w:spacing w:after="150" w:before="300"/>
-      </w:pPr>
-      <w:r>
-        <w:rPr>
-          <w:rFonts w:ascii="Malgun Gothic" w:cs="Malgun Gothic" w:eastAsia="Malgun Gothic" w:hAnsi="Malgun Gothic"/>
-          <w:b/>
-          <w:bCs/>
-          <w:color w:val="2F5496"/>
-          <w:sz w:val="30"/>
-          <w:szCs w:val="30"/>
-        </w:rPr>
-        <w:t xml:space="preserve">5. 라벨·주석 — 이 데이터셋의 강점</w:t>
-      </w:r>
-    </w:p>
-    <w:p>
-      <w:pPr>
-        <w:pBdr>
-          <w:left w:val="single" w:color="2F5496" w:sz="18" w:space="8"/>
-        </w:pBdr>
-        <w:shd w:fill="EAF1FB" w:val="clear"/>
-        <w:spacing w:after="150" w:before="60"/>
-      </w:pPr>
-      <w:r>
-        <w:rPr>
-          <w:rFonts w:ascii="Malgun Gothic" w:cs="Malgun Gothic" w:eastAsia="Malgun Gothic" w:hAnsi="Malgun Gothic"/>
-          <w:b/>
-          <w:bCs/>
-          <w:color w:val="1F3864"/>
-          <w:sz w:val="21"/>
-          <w:szCs w:val="21"/>
-        </w:rPr>
-        <w:t xml:space="preserve">에피소드마다 hdf5 속성으로 자연어 지시문과 객체·동사·환경 태그가 붙어 있다. 별도 라벨 파일을 찾을 필요가 없다.</w:t>
-      </w:r>
-    </w:p>
-    <w:tbl>
-      <w:tblPr>
-        <w:tblW w:type="dxa" w:w="9026"/>
-        <w:tblBorders>
-          <w:top w:val="single" w:color="auto" w:sz="4"/>
-          <w:left w:val="single" w:color="auto" w:sz="4"/>
-          <w:bottom w:val="single" w:color="auto" w:sz="4"/>
-          <w:right w:val="single" w:color="auto" w:sz="4"/>
-          <w:insideH w:val="single" w:color="auto" w:sz="4"/>
-          <w:insideV w:val="single" w:color="auto" w:sz="4"/>
-        </w:tblBorders>
-      </w:tblPr>
-      <w:tblGrid>
-        <w:gridCol w:w="1986"/>
-        <w:gridCol w:w="4152"/>
-        <w:gridCol w:w="2888"/>
-      </w:tblGrid>
-      <w:tr>
-        <w:trPr>
-          <w:tblHeader/>
-        </w:trPr>
-        <w:tc>
-          <w:tcPr>
-            <w:tcW w:type="dxa" w:w="1986"/>
-            <w:shd w:fill="D9E2F3" w:val="clear"/>
-            <w:tcMar>
-              <w:top w:type="dxa" w:w="55"/>
-              <w:left w:type="dxa" w:w="100"/>
-              <w:bottom w:type="dxa" w:w="55"/>
-              <w:right w:type="dxa" w:w="100"/>
-            </w:tcMar>
-          </w:tcPr>
-          <w:p>
-            <w:pPr>
-              <w:spacing w:after="0"/>
-            </w:pPr>
-            <w:r>
-              <w:rPr>
-                <w:rFonts w:ascii="Malgun Gothic" w:cs="Malgun Gothic" w:eastAsia="Malgun Gothic" w:hAnsi="Malgun Gothic"/>
-                <w:b/>
-                <w:bCs/>
-                <w:sz w:val="18"/>
-                <w:szCs w:val="18"/>
-              </w:rPr>
-              <w:t xml:space="preserve">속성</w:t>
-            </w:r>
-          </w:p>
-        </w:tc>
-        <w:tc>
-          <w:tcPr>
-            <w:tcW w:type="dxa" w:w="4152"/>
-            <w:shd w:fill="D9E2F3" w:val="clear"/>
-            <w:tcMar>
-              <w:top w:type="dxa" w:w="55"/>
-              <w:left w:type="dxa" w:w="100"/>
-              <w:bottom w:type="dxa" w:w="55"/>
-              <w:right w:type="dxa" w:w="100"/>
-            </w:tcMar>
-          </w:tcPr>
-          <w:p>
-            <w:pPr>
-              <w:spacing w:after="0"/>
-            </w:pPr>
-            <w:r>
-              <w:rPr>
-                <w:rFonts w:ascii="Malgun Gothic" w:cs="Malgun Gothic" w:eastAsia="Malgun Gothic" w:hAnsi="Malgun Gothic"/>
-                <w:b/>
-                <w:bCs/>
-                <w:sz w:val="18"/>
-                <w:szCs w:val="18"/>
-              </w:rPr>
-              <w:t xml:space="preserve">실측 예시 (add_remove_lid/0)</w:t>
-            </w:r>
-          </w:p>
-        </w:tc>
-        <w:tc>
-          <w:tcPr>
-            <w:tcW w:type="dxa" w:w="2888"/>
-            <w:shd w:fill="D9E2F3" w:val="clear"/>
-            <w:tcMar>
-              <w:top w:type="dxa" w:w="55"/>
-              <w:left w:type="dxa" w:w="100"/>
-              <w:bottom w:type="dxa" w:w="55"/>
-              <w:right w:type="dxa" w:w="100"/>
-            </w:tcMar>
-          </w:tcPr>
-          <w:p>
-            <w:pPr>
-              <w:spacing w:after="0"/>
-            </w:pPr>
-            <w:r>
-              <w:rPr>
-                <w:rFonts w:ascii="Malgun Gothic" w:cs="Malgun Gothic" w:eastAsia="Malgun Gothic" w:hAnsi="Malgun Gothic"/>
-                <w:b/>
-                <w:bCs/>
-                <w:sz w:val="18"/>
-                <w:szCs w:val="18"/>
-              </w:rPr>
-              <w:t xml:space="preserve">의미</w:t>
-            </w:r>
-          </w:p>
-        </w:tc>
-      </w:tr>
-      <w:tr>
-        <w:tc>
-          <w:tcPr>
-            <w:tcW w:type="dxa" w:w="1986"/>
-            <w:tcMar>
-              <w:top w:type="dxa" w:w="55"/>
-              <w:left w:type="dxa" w:w="100"/>
-              <w:bottom w:type="dxa" w:w="55"/>
-              <w:right w:type="dxa" w:w="100"/>
-            </w:tcMar>
-          </w:tcPr>
-          <w:p>
-            <w:pPr>
-              <w:spacing w:after="0"/>
-            </w:pPr>
-            <w:r>
-              <w:rPr>
-                <w:rFonts w:ascii="Malgun Gothic" w:cs="Malgun Gothic" w:eastAsia="Malgun Gothic" w:hAnsi="Malgun Gothic"/>
-                <w:b/>
-                <w:bCs/>
-                <w:sz w:val="18"/>
-                <w:szCs w:val="18"/>
-              </w:rPr>
-              <w:t xml:space="preserve">task</w:t>
-            </w:r>
-          </w:p>
-        </w:tc>
-        <w:tc>
-          <w:tcPr>
-            <w:tcW w:type="dxa" w:w="4152"/>
-            <w:tcMar>
-              <w:top w:type="dxa" w:w="55"/>
-              <w:left w:type="dxa" w:w="100"/>
-              <w:bottom w:type="dxa" w:w="55"/>
-              <w:right w:type="dxa" w:w="100"/>
-            </w:tcMar>
-          </w:tcPr>
-          <w:p>
-            <w:pPr>
-              <w:spacing w:after="0"/>
-            </w:pPr>
-            <w:r>
-              <w:rPr>
-                <w:rFonts w:ascii="Malgun Gothic" w:cs="Malgun Gothic" w:eastAsia="Malgun Gothic" w:hAnsi="Malgun Gothic"/>
-                <w:b w:val="false"/>
-                <w:bCs w:val="false"/>
-                <w:sz w:val="18"/>
-                <w:szCs w:val="18"/>
-              </w:rPr>
-              <w:t xml:space="preserve">Add Remove Lid</w:t>
-            </w:r>
-          </w:p>
-        </w:tc>
-        <w:tc>
-          <w:tcPr>
-            <w:tcW w:type="dxa" w:w="2888"/>
-            <w:tcMar>
-              <w:top w:type="dxa" w:w="55"/>
-              <w:left w:type="dxa" w:w="100"/>
-              <w:bottom w:type="dxa" w:w="55"/>
-              <w:right w:type="dxa" w:w="100"/>
-            </w:tcMar>
-          </w:tcPr>
-          <w:p>
-            <w:pPr>
-              <w:spacing w:after="0"/>
-            </w:pPr>
-            <w:r>
-              <w:rPr>
-                <w:rFonts w:ascii="Malgun Gothic" w:cs="Malgun Gothic" w:eastAsia="Malgun Gothic" w:hAnsi="Malgun Gothic"/>
-                <w:b w:val="false"/>
-                <w:bCs w:val="false"/>
-                <w:sz w:val="18"/>
-                <w:szCs w:val="18"/>
-              </w:rPr>
-              <w:t xml:space="preserve">태스크명</w:t>
-            </w:r>
-          </w:p>
-        </w:tc>
-      </w:tr>
-      <w:tr>
-        <w:tc>
-          <w:tcPr>
-            <w:tcW w:type="dxa" w:w="1986"/>
-            <w:tcMar>
-              <w:top w:type="dxa" w:w="55"/>
-              <w:left w:type="dxa" w:w="100"/>
-              <w:bottom w:type="dxa" w:w="55"/>
-              <w:right w:type="dxa" w:w="100"/>
-            </w:tcMar>
-          </w:tcPr>
-          <w:p>
-            <w:pPr>
-              <w:spacing w:after="0"/>
-            </w:pPr>
-            <w:r>
-              <w:rPr>
-                <w:rFonts w:ascii="Malgun Gothic" w:cs="Malgun Gothic" w:eastAsia="Malgun Gothic" w:hAnsi="Malgun Gothic"/>
-                <w:b/>
-                <w:bCs/>
-                <w:sz w:val="18"/>
-                <w:szCs w:val="18"/>
-              </w:rPr>
-              <w:t xml:space="preserve">llm_description</w:t>
-            </w:r>
-          </w:p>
-        </w:tc>
-        <w:tc>
-          <w:tcPr>
-            <w:tcW w:type="dxa" w:w="4152"/>
-            <w:tcMar>
-              <w:top w:type="dxa" w:w="55"/>
-              <w:left w:type="dxa" w:w="100"/>
-              <w:bottom w:type="dxa" w:w="55"/>
-              <w:right w:type="dxa" w:w="100"/>
-            </w:tcMar>
-          </w:tcPr>
-          <w:p>
-            <w:pPr>
-              <w:spacing w:after="0"/>
-            </w:pPr>
-            <w:r>
-              <w:rPr>
-                <w:rFonts w:ascii="Malgun Gothic" w:cs="Malgun Gothic" w:eastAsia="Malgun Gothic" w:hAnsi="Malgun Gothic"/>
-                <w:b w:val="false"/>
-                <w:bCs w:val="false"/>
-                <w:sz w:val="18"/>
-                <w:szCs w:val="18"/>
-              </w:rPr>
-              <w:t xml:space="preserve">Place the lid onto the cup on the wooden table.</w:t>
-            </w:r>
-          </w:p>
-        </w:tc>
-        <w:tc>
-          <w:tcPr>
-            <w:tcW w:type="dxa" w:w="2888"/>
-            <w:tcMar>
-              <w:top w:type="dxa" w:w="55"/>
-              <w:left w:type="dxa" w:w="100"/>
-              <w:bottom w:type="dxa" w:w="55"/>
-              <w:right w:type="dxa" w:w="100"/>
-            </w:tcMar>
-          </w:tcPr>
-          <w:p>
-            <w:pPr>
-              <w:spacing w:after="0"/>
-            </w:pPr>
-            <w:r>
-              <w:rPr>
-                <w:rFonts w:ascii="Malgun Gothic" w:cs="Malgun Gothic" w:eastAsia="Malgun Gothic" w:hAnsi="Malgun Gothic"/>
-                <w:b w:val="false"/>
-                <w:bCs w:val="false"/>
-                <w:sz w:val="18"/>
-                <w:szCs w:val="18"/>
-              </w:rPr>
-              <w:t xml:space="preserve">자연어 지시문</w:t>
-            </w:r>
-          </w:p>
-        </w:tc>
-      </w:tr>
-      <w:tr>
-        <w:tc>
-          <w:tcPr>
-            <w:tcW w:type="dxa" w:w="1986"/>
-            <w:tcMar>
-              <w:top w:type="dxa" w:w="55"/>
-              <w:left w:type="dxa" w:w="100"/>
-              <w:bottom w:type="dxa" w:w="55"/>
-              <w:right w:type="dxa" w:w="100"/>
-            </w:tcMar>
-          </w:tcPr>
-          <w:p>
-            <w:pPr>
-              <w:spacing w:after="0"/>
-            </w:pPr>
-            <w:r>
-              <w:rPr>
-                <w:rFonts w:ascii="Malgun Gothic" w:cs="Malgun Gothic" w:eastAsia="Malgun Gothic" w:hAnsi="Malgun Gothic"/>
-                <w:b/>
-                <w:bCs/>
-                <w:sz w:val="18"/>
-                <w:szCs w:val="18"/>
-              </w:rPr>
-              <w:t xml:space="preserve">llm_description2</w:t>
-            </w:r>
-          </w:p>
-        </w:tc>
-        <w:tc>
-          <w:tcPr>
-            <w:tcW w:type="dxa" w:w="4152"/>
-            <w:tcMar>
-              <w:top w:type="dxa" w:w="55"/>
-              <w:left w:type="dxa" w:w="100"/>
-              <w:bottom w:type="dxa" w:w="55"/>
-              <w:right w:type="dxa" w:w="100"/>
-            </w:tcMar>
-          </w:tcPr>
-          <w:p>
-            <w:pPr>
-              <w:spacing w:after="0"/>
-            </w:pPr>
-            <w:r>
-              <w:rPr>
-                <w:rFonts w:ascii="Malgun Gothic" w:cs="Malgun Gothic" w:eastAsia="Malgun Gothic" w:hAnsi="Malgun Gothic"/>
-                <w:b w:val="false"/>
-                <w:bCs w:val="false"/>
-                <w:sz w:val="18"/>
-                <w:szCs w:val="18"/>
-              </w:rPr>
-              <w:t xml:space="preserve">Remove the lid from the cup on the wooden table.</w:t>
-            </w:r>
-          </w:p>
-        </w:tc>
-        <w:tc>
-          <w:tcPr>
-            <w:tcW w:type="dxa" w:w="2888"/>
-            <w:tcMar>
-              <w:top w:type="dxa" w:w="55"/>
-              <w:left w:type="dxa" w:w="100"/>
-              <w:bottom w:type="dxa" w:w="55"/>
-              <w:right w:type="dxa" w:w="100"/>
-            </w:tcMar>
-          </w:tcPr>
-          <w:p>
-            <w:pPr>
-              <w:spacing w:after="0"/>
-            </w:pPr>
-            <w:r>
-              <w:rPr>
-                <w:rFonts w:ascii="Malgun Gothic" w:cs="Malgun Gothic" w:eastAsia="Malgun Gothic" w:hAnsi="Malgun Gothic"/>
-                <w:b w:val="false"/>
-                <w:bCs w:val="false"/>
-                <w:sz w:val="18"/>
-                <w:szCs w:val="18"/>
-              </w:rPr>
-              <w:t xml:space="preserve">역방향 지시문 (가역 태스크)</w:t>
-            </w:r>
-          </w:p>
-        </w:tc>
-      </w:tr>
-      <w:tr>
-        <w:tc>
-          <w:tcPr>
-            <w:tcW w:type="dxa" w:w="1986"/>
-            <w:tcMar>
-              <w:top w:type="dxa" w:w="55"/>
-              <w:left w:type="dxa" w:w="100"/>
-              <w:bottom w:type="dxa" w:w="55"/>
-              <w:right w:type="dxa" w:w="100"/>
-            </w:tcMar>
-          </w:tcPr>
-          <w:p>
-            <w:pPr>
-              <w:spacing w:after="0"/>
-            </w:pPr>
-            <w:r>
-              <w:rPr>
-                <w:rFonts w:ascii="Malgun Gothic" w:cs="Malgun Gothic" w:eastAsia="Malgun Gothic" w:hAnsi="Malgun Gothic"/>
-                <w:b/>
-                <w:bCs/>
-                <w:sz w:val="18"/>
-                <w:szCs w:val="18"/>
-              </w:rPr>
-              <w:t xml:space="preserve">which_llm_description</w:t>
-            </w:r>
-          </w:p>
-        </w:tc>
-        <w:tc>
-          <w:tcPr>
-            <w:tcW w:type="dxa" w:w="4152"/>
-            <w:tcMar>
-              <w:top w:type="dxa" w:w="55"/>
-              <w:left w:type="dxa" w:w="100"/>
-              <w:bottom w:type="dxa" w:w="55"/>
-              <w:right w:type="dxa" w:w="100"/>
-            </w:tcMar>
-          </w:tcPr>
-          <w:p>
-            <w:pPr>
-              <w:spacing w:after="0"/>
-            </w:pPr>
-            <w:r>
-              <w:rPr>
-                <w:rFonts w:ascii="Malgun Gothic" w:cs="Malgun Gothic" w:eastAsia="Malgun Gothic" w:hAnsi="Malgun Gothic"/>
-                <w:b w:val="false"/>
-                <w:bCs w:val="false"/>
-                <w:sz w:val="18"/>
-                <w:szCs w:val="18"/>
-              </w:rPr>
-              <w:t xml:space="preserve">"2"</w:t>
-            </w:r>
-          </w:p>
-        </w:tc>
-        <w:tc>
-          <w:tcPr>
-            <w:tcW w:type="dxa" w:w="2888"/>
-            <w:tcMar>
-              <w:top w:type="dxa" w:w="55"/>
-              <w:left w:type="dxa" w:w="100"/>
-              <w:bottom w:type="dxa" w:w="55"/>
-              <w:right w:type="dxa" w:w="100"/>
-            </w:tcMar>
-          </w:tcPr>
-          <w:p>
-            <w:pPr>
-              <w:spacing w:after="0"/>
-            </w:pPr>
-            <w:r>
-              <w:rPr>
-                <w:rFonts w:ascii="Malgun Gothic" w:cs="Malgun Gothic" w:eastAsia="Malgun Gothic" w:hAnsi="Malgun Gothic"/>
-                <w:b w:val="false"/>
-                <w:bCs w:val="false"/>
-                <w:sz w:val="18"/>
-                <w:szCs w:val="18"/>
-              </w:rPr>
-              <w:t xml:space="preserve">★ 실제 수행 방향 지정</w:t>
-            </w:r>
-          </w:p>
-        </w:tc>
-      </w:tr>
-      <w:tr>
-        <w:tc>
-          <w:tcPr>
-            <w:tcW w:type="dxa" w:w="1986"/>
-            <w:tcMar>
-              <w:top w:type="dxa" w:w="55"/>
-              <w:left w:type="dxa" w:w="100"/>
-              <w:bottom w:type="dxa" w:w="55"/>
-              <w:right w:type="dxa" w:w="100"/>
-            </w:tcMar>
-          </w:tcPr>
-          <w:p>
-            <w:pPr>
-              <w:spacing w:after="0"/>
-            </w:pPr>
-            <w:r>
-              <w:rPr>
-                <w:rFonts w:ascii="Malgun Gothic" w:cs="Malgun Gothic" w:eastAsia="Malgun Gothic" w:hAnsi="Malgun Gothic"/>
-                <w:b/>
-                <w:bCs/>
-                <w:sz w:val="18"/>
-                <w:szCs w:val="18"/>
-              </w:rPr>
-              <w:t xml:space="preserve">llm_type</w:t>
-            </w:r>
-          </w:p>
-        </w:tc>
-        <w:tc>
-          <w:tcPr>
-            <w:tcW w:type="dxa" w:w="4152"/>
-            <w:tcMar>
-              <w:top w:type="dxa" w:w="55"/>
-              <w:left w:type="dxa" w:w="100"/>
-              <w:bottom w:type="dxa" w:w="55"/>
-              <w:right w:type="dxa" w:w="100"/>
-            </w:tcMar>
-          </w:tcPr>
-          <w:p>
-            <w:pPr>
-              <w:spacing w:after="0"/>
-            </w:pPr>
-            <w:r>
-              <w:rPr>
-                <w:rFonts w:ascii="Malgun Gothic" w:cs="Malgun Gothic" w:eastAsia="Malgun Gothic" w:hAnsi="Malgun Gothic"/>
-                <w:b w:val="false"/>
-                <w:bCs w:val="false"/>
-                <w:sz w:val="18"/>
-                <w:szCs w:val="18"/>
-              </w:rPr>
-              <w:t xml:space="preserve">reversible</w:t>
-            </w:r>
-          </w:p>
-        </w:tc>
-        <w:tc>
-          <w:tcPr>
-            <w:tcW w:type="dxa" w:w="2888"/>
-            <w:tcMar>
-              <w:top w:type="dxa" w:w="55"/>
-              <w:left w:type="dxa" w:w="100"/>
-              <w:bottom w:type="dxa" w:w="55"/>
-              <w:right w:type="dxa" w:w="100"/>
-            </w:tcMar>
-          </w:tcPr>
-          <w:p>
-            <w:pPr>
-              <w:spacing w:after="0"/>
-            </w:pPr>
-            <w:r>
-              <w:rPr>
-                <w:rFonts w:ascii="Malgun Gothic" w:cs="Malgun Gothic" w:eastAsia="Malgun Gothic" w:hAnsi="Malgun Gothic"/>
-                <w:b w:val="false"/>
-                <w:bCs w:val="false"/>
-                <w:sz w:val="18"/>
-                <w:szCs w:val="18"/>
-              </w:rPr>
-              <w:t xml:space="preserve">가역/리셋 유형</w:t>
-            </w:r>
-          </w:p>
-        </w:tc>
-      </w:tr>
-      <w:tr>
-        <w:tc>
-          <w:tcPr>
-            <w:tcW w:type="dxa" w:w="1986"/>
-            <w:tcMar>
-              <w:top w:type="dxa" w:w="55"/>
-              <w:left w:type="dxa" w:w="100"/>
-              <w:bottom w:type="dxa" w:w="55"/>
-              <w:right w:type="dxa" w:w="100"/>
-            </w:tcMar>
-          </w:tcPr>
-          <w:p>
-            <w:pPr>
-              <w:spacing w:after="0"/>
-            </w:pPr>
-            <w:r>
-              <w:rPr>
-                <w:rFonts w:ascii="Malgun Gothic" w:cs="Malgun Gothic" w:eastAsia="Malgun Gothic" w:hAnsi="Malgun Gothic"/>
-                <w:b/>
-                <w:bCs/>
-                <w:sz w:val="18"/>
-                <w:szCs w:val="18"/>
-              </w:rPr>
-              <w:t xml:space="preserve">llm_objects</w:t>
-            </w:r>
-          </w:p>
-        </w:tc>
-        <w:tc>
-          <w:tcPr>
-            <w:tcW w:type="dxa" w:w="4152"/>
-            <w:tcMar>
-              <w:top w:type="dxa" w:w="55"/>
-              <w:left w:type="dxa" w:w="100"/>
-              <w:bottom w:type="dxa" w:w="55"/>
-              <w:right w:type="dxa" w:w="100"/>
-            </w:tcMar>
-          </w:tcPr>
-          <w:p>
-            <w:pPr>
-              <w:spacing w:after="0"/>
-            </w:pPr>
-            <w:r>
-              <w:rPr>
-                <w:rFonts w:ascii="Malgun Gothic" w:cs="Malgun Gothic" w:eastAsia="Malgun Gothic" w:hAnsi="Malgun Gothic"/>
-                <w:b w:val="false"/>
-                <w:bCs w:val="false"/>
-                <w:sz w:val="18"/>
-                <w:szCs w:val="18"/>
-              </w:rPr>
-              <w:t xml:space="preserve">['cup', 'lid']</w:t>
-            </w:r>
-          </w:p>
-        </w:tc>
-        <w:tc>
-          <w:tcPr>
-            <w:tcW w:type="dxa" w:w="2888"/>
-            <w:tcMar>
-              <w:top w:type="dxa" w:w="55"/>
-              <w:left w:type="dxa" w:w="100"/>
-              <w:bottom w:type="dxa" w:w="55"/>
-              <w:right w:type="dxa" w:w="100"/>
-            </w:tcMar>
-          </w:tcPr>
-          <w:p>
-            <w:pPr>
-              <w:spacing w:after="0"/>
-            </w:pPr>
-            <w:r>
-              <w:rPr>
-                <w:rFonts w:ascii="Malgun Gothic" w:cs="Malgun Gothic" w:eastAsia="Malgun Gothic" w:hAnsi="Malgun Gothic"/>
-                <w:b w:val="false"/>
-                <w:bCs w:val="false"/>
-                <w:sz w:val="18"/>
-                <w:szCs w:val="18"/>
-              </w:rPr>
-              <w:t xml:space="preserve">조작 객체</w:t>
-            </w:r>
-          </w:p>
-        </w:tc>
-      </w:tr>
-      <w:tr>
-        <w:tc>
-          <w:tcPr>
-            <w:tcW w:type="dxa" w:w="1986"/>
-            <w:tcMar>
-              <w:top w:type="dxa" w:w="55"/>
-              <w:left w:type="dxa" w:w="100"/>
-              <w:bottom w:type="dxa" w:w="55"/>
-              <w:right w:type="dxa" w:w="100"/>
-            </w:tcMar>
-          </w:tcPr>
-          <w:p>
-            <w:pPr>
-              <w:spacing w:after="0"/>
-            </w:pPr>
-            <w:r>
-              <w:rPr>
-                <w:rFonts w:ascii="Malgun Gothic" w:cs="Malgun Gothic" w:eastAsia="Malgun Gothic" w:hAnsi="Malgun Gothic"/>
-                <w:b/>
-                <w:bCs/>
-                <w:sz w:val="18"/>
-                <w:szCs w:val="18"/>
-              </w:rPr>
-              <w:t xml:space="preserve">llm_verbs</w:t>
-            </w:r>
-          </w:p>
-        </w:tc>
-        <w:tc>
-          <w:tcPr>
-            <w:tcW w:type="dxa" w:w="4152"/>
-            <w:tcMar>
-              <w:top w:type="dxa" w:w="55"/>
-              <w:left w:type="dxa" w:w="100"/>
-              <w:bottom w:type="dxa" w:w="55"/>
-              <w:right w:type="dxa" w:w="100"/>
-            </w:tcMar>
-          </w:tcPr>
-          <w:p>
-            <w:pPr>
-              <w:spacing w:after="0"/>
-            </w:pPr>
-            <w:r>
-              <w:rPr>
-                <w:rFonts w:ascii="Malgun Gothic" w:cs="Malgun Gothic" w:eastAsia="Malgun Gothic" w:hAnsi="Malgun Gothic"/>
-                <w:b w:val="false"/>
-                <w:bCs w:val="false"/>
-                <w:sz w:val="18"/>
-                <w:szCs w:val="18"/>
-              </w:rPr>
-              <w:t xml:space="preserve">['add', 'remove']</w:t>
-            </w:r>
-          </w:p>
-        </w:tc>
-        <w:tc>
-          <w:tcPr>
-            <w:tcW w:type="dxa" w:w="2888"/>
-            <w:tcMar>
-              <w:top w:type="dxa" w:w="55"/>
-              <w:left w:type="dxa" w:w="100"/>
-              <w:bottom w:type="dxa" w:w="55"/>
-              <w:right w:type="dxa" w:w="100"/>
-            </w:tcMar>
-          </w:tcPr>
-          <w:p>
-            <w:pPr>
-              <w:spacing w:after="0"/>
-            </w:pPr>
-            <w:r>
-              <w:rPr>
-                <w:rFonts w:ascii="Malgun Gothic" w:cs="Malgun Gothic" w:eastAsia="Malgun Gothic" w:hAnsi="Malgun Gothic"/>
-                <w:b w:val="false"/>
-                <w:bCs w:val="false"/>
-                <w:sz w:val="18"/>
-                <w:szCs w:val="18"/>
-              </w:rPr>
-              <w:t xml:space="preserve">동사</w:t>
-            </w:r>
-          </w:p>
-        </w:tc>
-      </w:tr>
-      <w:tr>
-        <w:tc>
-          <w:tcPr>
-            <w:tcW w:type="dxa" w:w="1986"/>
-            <w:tcMar>
-              <w:top w:type="dxa" w:w="55"/>
-              <w:left w:type="dxa" w:w="100"/>
-              <w:bottom w:type="dxa" w:w="55"/>
-              <w:right w:type="dxa" w:w="100"/>
-            </w:tcMar>
-          </w:tcPr>
-          <w:p>
-            <w:pPr>
-              <w:spacing w:after="0"/>
-            </w:pPr>
-            <w:r>
-              <w:rPr>
-                <w:rFonts w:ascii="Malgun Gothic" w:cs="Malgun Gothic" w:eastAsia="Malgun Gothic" w:hAnsi="Malgun Gothic"/>
-                <w:b/>
-                <w:bCs/>
-                <w:sz w:val="18"/>
-                <w:szCs w:val="18"/>
-              </w:rPr>
-              <w:t xml:space="preserve">environment</w:t>
-            </w:r>
-          </w:p>
-        </w:tc>
-        <w:tc>
-          <w:tcPr>
-            <w:tcW w:type="dxa" w:w="4152"/>
-            <w:tcMar>
-              <w:top w:type="dxa" w:w="55"/>
-              <w:left w:type="dxa" w:w="100"/>
-              <w:bottom w:type="dxa" w:w="55"/>
-              <w:right w:type="dxa" w:w="100"/>
-            </w:tcMar>
-          </w:tcPr>
-          <w:p>
-            <w:pPr>
-              <w:spacing w:after="0"/>
-            </w:pPr>
-            <w:r>
-              <w:rPr>
-                <w:rFonts w:ascii="Malgun Gothic" w:cs="Malgun Gothic" w:eastAsia="Malgun Gothic" w:hAnsi="Malgun Gothic"/>
-                <w:b w:val="false"/>
-                <w:bCs w:val="false"/>
-                <w:sz w:val="18"/>
-                <w:szCs w:val="18"/>
-              </w:rPr>
-              <w:t xml:space="preserve">table:wood, position:sitting, background:brown</w:t>
-            </w:r>
-          </w:p>
-        </w:tc>
-        <w:tc>
-          <w:tcPr>
-            <w:tcW w:type="dxa" w:w="2888"/>
-            <w:tcMar>
-              <w:top w:type="dxa" w:w="55"/>
-              <w:left w:type="dxa" w:w="100"/>
-              <w:bottom w:type="dxa" w:w="55"/>
-              <w:right w:type="dxa" w:w="100"/>
-            </w:tcMar>
-          </w:tcPr>
-          <w:p>
-            <w:pPr>
-              <w:spacing w:after="0"/>
-            </w:pPr>
-            <w:r>
-              <w:rPr>
-                <w:rFonts w:ascii="Malgun Gothic" w:cs="Malgun Gothic" w:eastAsia="Malgun Gothic" w:hAnsi="Malgun Gothic"/>
-                <w:b w:val="false"/>
-                <w:bCs w:val="false"/>
-                <w:sz w:val="18"/>
-                <w:szCs w:val="18"/>
-              </w:rPr>
-              <w:t xml:space="preserve">환경 서술</w:t>
-            </w:r>
-          </w:p>
-        </w:tc>
-      </w:tr>
-      <w:tr>
-        <w:tc>
-          <w:tcPr>
-            <w:tcW w:type="dxa" w:w="1986"/>
-            <w:tcMar>
-              <w:top w:type="dxa" w:w="55"/>
-              <w:left w:type="dxa" w:w="100"/>
-              <w:bottom w:type="dxa" w:w="55"/>
-              <w:right w:type="dxa" w:w="100"/>
-            </w:tcMar>
-          </w:tcPr>
-          <w:p>
-            <w:pPr>
-              <w:spacing w:after="0"/>
-            </w:pPr>
-            <w:r>
-              <w:rPr>
-                <w:rFonts w:ascii="Malgun Gothic" w:cs="Malgun Gothic" w:eastAsia="Malgun Gothic" w:hAnsi="Malgun Gothic"/>
-                <w:b/>
-                <w:bCs/>
-                <w:sz w:val="18"/>
-                <w:szCs w:val="18"/>
-              </w:rPr>
-              <w:t xml:space="preserve">session_name / annotated</w:t>
-            </w:r>
-          </w:p>
-        </w:tc>
-        <w:tc>
-          <w:tcPr>
-            <w:tcW w:type="dxa" w:w="4152"/>
-            <w:tcMar>
-              <w:top w:type="dxa" w:w="55"/>
-              <w:left w:type="dxa" w:w="100"/>
-              <w:bottom w:type="dxa" w:w="55"/>
-              <w:right w:type="dxa" w:w="100"/>
-            </w:tcMar>
-          </w:tcPr>
-          <w:p>
-            <w:pPr>
-              <w:spacing w:after="0"/>
-            </w:pPr>
-            <w:r>
-              <w:rPr>
-                <w:rFonts w:ascii="Malgun Gothic" w:cs="Malgun Gothic" w:eastAsia="Malgun Gothic" w:hAnsi="Malgun Gothic"/>
-                <w:b w:val="false"/>
-                <w:bCs w:val="false"/>
-                <w:sz w:val="18"/>
-                <w:szCs w:val="18"/>
-              </w:rPr>
-              <w:t xml:space="preserve">2025-02-19_… / True</w:t>
-            </w:r>
-          </w:p>
-        </w:tc>
-        <w:tc>
-          <w:tcPr>
-            <w:tcW w:type="dxa" w:w="2888"/>
-            <w:tcMar>
-              <w:top w:type="dxa" w:w="55"/>
-              <w:left w:type="dxa" w:w="100"/>
-              <w:bottom w:type="dxa" w:w="55"/>
-              <w:right w:type="dxa" w:w="100"/>
-            </w:tcMar>
-          </w:tcPr>
-          <w:p>
-            <w:pPr>
-              <w:spacing w:after="0"/>
-            </w:pPr>
-            <w:r>
-              <w:rPr>
-                <w:rFonts w:ascii="Malgun Gothic" w:cs="Malgun Gothic" w:eastAsia="Malgun Gothic" w:hAnsi="Malgun Gothic"/>
-                <w:b w:val="false"/>
-                <w:bCs w:val="false"/>
-                <w:sz w:val="18"/>
-                <w:szCs w:val="18"/>
-              </w:rPr>
-              <w:t xml:space="preserve">수집 세션 · 주석 여부 (테스트셋 3,243개 전부 True)</w:t>
-            </w:r>
-          </w:p>
-        </w:tc>
-      </w:tr>
-    </w:tbl>
-    <w:p>
-      <w:pPr>
-        <w:spacing w:after="120" w:before="100"/>
-      </w:pPr>
-      <w:r>
-        <w:rPr>
-          <w:rFonts w:ascii="Malgun Gothic" w:cs="Malgun Gothic" w:eastAsia="Malgun Gothic" w:hAnsi="Malgun Gothic"/>
-          <w:sz w:val="20"/>
-          <w:szCs w:val="20"/>
-        </w:rPr>
-        <w:t xml:space="preserve">llm_type 분포 (3,243개): reversible 2,240 / reset 619 / reset-free 384 — 3분의 2가 '했다가 되돌리는' 가역 태스크다. 환경 서술 고유값 188종, 최빈 객체는 table, tablecloth, bowl, block, box, plush, cup 순.</w:t>
-      </w:r>
-    </w:p>
-    <w:p>
-      <w:pPr>
-        <w:pBdr>
-          <w:left w:val="single" w:color="C00000" w:sz="18" w:space="8"/>
-        </w:pBdr>
-        <w:shd w:fill="FDECEA" w:val="clear"/>
-        <w:spacing w:after="140" w:before="80"/>
-      </w:pPr>
-      <w:r>
-        <w:rPr>
-          <w:rFonts w:ascii="Malgun Gothic" w:cs="Malgun Gothic" w:eastAsia="Malgun Gothic" w:hAnsi="Malgun Gothic"/>
-          <w:color w:val="843C0C"/>
-          <w:sz w:val="19"/>
-          <w:szCs w:val="19"/>
-        </w:rPr>
-        <w:t xml:space="preserve">가역 태스크 라벨 함정: 지시문이 2개(llm_description, llm_description2) 있고 which_llm_description이 이 에피소드의 실제 방향을 가리킨다. 이를 무시하고 llm_description만 쓰면 가역 태스크의 상당수에서 반대 방향 지시문을 라벨로 쓰게 된다. 저자 공식 로더(simple_dataset.py)도 이 필드로 분기한다.</w:t>
-      </w:r>
-    </w:p>
-    <w:p>
-      <w:pPr>
-        <w:pStyle w:val="Heading1"/>
-        <w:spacing w:after="150" w:before="300"/>
-      </w:pPr>
-      <w:r>
-        <w:rPr>
-          <w:rFonts w:ascii="Malgun Gothic" w:cs="Malgun Gothic" w:eastAsia="Malgun Gothic" w:hAnsi="Malgun Gothic"/>
-          <w:b/>
-          <w:bCs/>
-          <w:color w:val="2F5496"/>
-          <w:sz w:val="30"/>
-          <w:szCs w:val="30"/>
-        </w:rPr>
-        <w:t xml:space="preserve">6. 어떤 과제들이 담겨 있나 (111종)</w:t>
-      </w:r>
-    </w:p>
-    <w:p>
-      <w:pPr>
-        <w:pBdr>
-          <w:left w:val="single" w:color="2F5496" w:sz="18" w:space="8"/>
-        </w:pBdr>
-        <w:shd w:fill="EAF1FB" w:val="clear"/>
-        <w:spacing w:after="150" w:before="60"/>
-      </w:pPr>
-      <w:r>
-        <w:rPr>
-          <w:rFonts w:ascii="Malgun Gothic" w:cs="Malgun Gothic" w:eastAsia="Malgun Gothic" w:hAnsi="Malgun Gothic"/>
-          <w:b/>
-          <w:bCs/>
-          <w:color w:val="1F3864"/>
-          <w:sz w:val="21"/>
-          <w:szCs w:val="21"/>
-        </w:rPr>
-        <w:t xml:space="preserve">전부 탁상 위 양손 조작이다. 조립·분해, 끼우기·빼기, 접기, 나사 돌리기, 피아노 치기, 젓가락질, 신발끈 묶기 등 — 로봇 데이터셋에는 드문 고난도 정밀·양손 협응 동작이 많다.</w:t>
+        <w:t xml:space="preserve">그림 3. hdf5 내부를 표로 펼친 모습. 오른쪽 아래는 라벨이 담긴 파일 속성(attrs).</w:t>
       </w:r>
     </w:p>
     <w:p>
@@ -2429,7 +1070,7 @@
       <w:r>
         <w:drawing>
           <wp:inline distT="0" distB="0" distL="0" distR="0">
-            <wp:extent cx="6096000" cy="2000250"/>
+            <wp:extent cx="6096000" cy="3362325"/>
             <wp:effectExtent t="0" r="0" b="0" l="0"/>
             <wp:docPr id="1" name="" descr="" title=""/>
             <wp:cNvGraphicFramePr>
@@ -2454,7 +1095,7 @@
                   <pic:spPr bwMode="auto">
                     <a:xfrm>
                       <a:off x="0" y="0"/>
-                      <a:ext cx="6096000" cy="2000250"/>
+                      <a:ext cx="6096000" cy="3362325"/>
                     </a:xfrm>
                     <a:prstGeom prst="rect">
                       <a:avLst/>
@@ -2481,7 +1122,7 @@
           <w:sz w:val="17"/>
           <w:szCs w:val="17"/>
         </w:rPr>
-        <w:t xml:space="preserve">그림 4. (좌) 태스크별 에피소드 수 상위 20 — basic_pick_place가 277개로 압도적, 태스크당 1~277개로 편차가 크다. (우) 에피소드 길이 분포 — 10초 지점의 봉우리는 10초 단위로 녹화가 절단된 세션이 많다는 흔적.</w:t>
+        <w:t xml:space="preserve">그림 4. 관절 68개의 실제 위치 (에피소드 첫 프레임의 좌표를 그대로 그린 것). 앉아서 양손을 앞으로 모은 자세가 그대로 보이며, 다리·발은 데이터에 없다.</w:t>
       </w:r>
     </w:p>
     <w:tbl>
@@ -2497,8 +1138,9 @@
         </w:tblBorders>
       </w:tblPr>
       <w:tblGrid>
-        <w:gridCol w:w="2527"/>
-        <w:gridCol w:w="6499"/>
+        <w:gridCol w:w="1805"/>
+        <w:gridCol w:w="5235"/>
+        <w:gridCol w:w="1986"/>
       </w:tblGrid>
       <w:tr>
         <w:trPr>
@@ -2506,7 +1148,7 @@
         </w:trPr>
         <w:tc>
           <w:tcPr>
-            <w:tcW w:type="dxa" w:w="2527"/>
+            <w:tcW w:type="dxa" w:w="1805"/>
             <w:shd w:fill="D9E2F3" w:val="clear"/>
             <w:tcMar>
               <w:top w:type="dxa" w:w="55"/>
@@ -2527,13 +1169,13 @@
                 <w:sz w:val="18"/>
                 <w:szCs w:val="18"/>
               </w:rPr>
-              <w:t xml:space="preserve">계열 (예시)</w:t>
-            </w:r>
-          </w:p>
-        </w:tc>
-        <w:tc>
-          <w:tcPr>
-            <w:tcW w:type="dxa" w:w="6499"/>
+              <w:t xml:space="preserve">그룹</w:t>
+            </w:r>
+          </w:p>
+        </w:tc>
+        <w:tc>
+          <w:tcPr>
+            <w:tcW w:type="dxa" w:w="5235"/>
             <w:shd w:fill="D9E2F3" w:val="clear"/>
             <w:tcMar>
               <w:top w:type="dxa" w:w="55"/>
@@ -2554,7 +1196,34 @@
                 <w:sz w:val="18"/>
                 <w:szCs w:val="18"/>
               </w:rPr>
-              <w:t xml:space="preserve">태스크 예</w:t>
+              <w:t xml:space="preserve">내용</w:t>
+            </w:r>
+          </w:p>
+        </w:tc>
+        <w:tc>
+          <w:tcPr>
+            <w:tcW w:type="dxa" w:w="1986"/>
+            <w:shd w:fill="D9E2F3" w:val="clear"/>
+            <w:tcMar>
+              <w:top w:type="dxa" w:w="55"/>
+              <w:left w:type="dxa" w:w="100"/>
+              <w:bottom w:type="dxa" w:w="55"/>
+              <w:right w:type="dxa" w:w="100"/>
+            </w:tcMar>
+          </w:tcPr>
+          <w:p>
+            <w:pPr>
+              <w:spacing w:after="0"/>
+            </w:pPr>
+            <w:r>
+              <w:rPr>
+                <w:rFonts w:ascii="Malgun Gothic" w:cs="Malgun Gothic" w:eastAsia="Malgun Gothic" w:hAnsi="Malgun Gothic"/>
+                <w:b/>
+                <w:bCs/>
+                <w:sz w:val="18"/>
+                <w:szCs w:val="18"/>
+              </w:rPr>
+              <w:t xml:space="preserve">형태</w:t>
             </w:r>
           </w:p>
         </w:tc>
@@ -2562,53 +1231,79 @@
       <w:tr>
         <w:tc>
           <w:tcPr>
-            <w:tcW w:type="dxa" w:w="2527"/>
-            <w:tcMar>
-              <w:top w:type="dxa" w:w="55"/>
-              <w:left w:type="dxa" w:w="100"/>
-              <w:bottom w:type="dxa" w:w="55"/>
-              <w:right w:type="dxa" w:w="100"/>
-            </w:tcMar>
-          </w:tcPr>
-          <w:p>
-            <w:pPr>
-              <w:spacing w:after="0"/>
-            </w:pPr>
-            <w:r>
-              <w:rPr>
-                <w:rFonts w:ascii="Malgun Gothic" w:cs="Malgun Gothic" w:eastAsia="Malgun Gothic" w:hAnsi="Malgun Gothic"/>
-                <w:b/>
-                <w:bCs/>
-                <w:sz w:val="18"/>
-                <w:szCs w:val="18"/>
-              </w:rPr>
-              <w:t xml:space="preserve">조립/분해 (11종)</w:t>
-            </w:r>
-          </w:p>
-        </w:tc>
-        <w:tc>
-          <w:tcPr>
-            <w:tcW w:type="dxa" w:w="6499"/>
-            <w:tcMar>
-              <w:top w:type="dxa" w:w="55"/>
-              <w:left w:type="dxa" w:w="100"/>
-              <w:bottom w:type="dxa" w:w="55"/>
-              <w:right w:type="dxa" w:w="100"/>
-            </w:tcMar>
-          </w:tcPr>
-          <w:p>
-            <w:pPr>
-              <w:spacing w:after="0"/>
-            </w:pPr>
-            <w:r>
-              <w:rPr>
-                <w:rFonts w:ascii="Malgun Gothic" w:cs="Malgun Gothic" w:eastAsia="Malgun Gothic" w:hAnsi="Malgun Gothic"/>
-                <w:b w:val="false"/>
-                <w:bCs w:val="false"/>
-                <w:sz w:val="18"/>
-                <w:szCs w:val="18"/>
-              </w:rPr>
-              <w:t xml:space="preserve">가구 벤치(의자·책상·서랍·램프·탁자·스툴), 레고, 젠가, 타일</w:t>
+            <w:tcW w:type="dxa" w:w="1805"/>
+            <w:tcMar>
+              <w:top w:type="dxa" w:w="55"/>
+              <w:left w:type="dxa" w:w="100"/>
+              <w:bottom w:type="dxa" w:w="55"/>
+              <w:right w:type="dxa" w:w="100"/>
+            </w:tcMar>
+          </w:tcPr>
+          <w:p>
+            <w:pPr>
+              <w:spacing w:after="0"/>
+            </w:pPr>
+            <w:r>
+              <w:rPr>
+                <w:rFonts w:ascii="Malgun Gothic" w:cs="Malgun Gothic" w:eastAsia="Malgun Gothic" w:hAnsi="Malgun Gothic"/>
+                <w:b/>
+                <w:bCs/>
+                <w:sz w:val="18"/>
+                <w:szCs w:val="18"/>
+              </w:rPr>
+              <w:t xml:space="preserve">transforms/</w:t>
+            </w:r>
+          </w:p>
+        </w:tc>
+        <w:tc>
+          <w:tcPr>
+            <w:tcW w:type="dxa" w:w="5235"/>
+            <w:tcMar>
+              <w:top w:type="dxa" w:w="55"/>
+              <w:left w:type="dxa" w:w="100"/>
+              <w:bottom w:type="dxa" w:w="55"/>
+              <w:right w:type="dxa" w:w="100"/>
+            </w:tcMar>
+          </w:tcPr>
+          <w:p>
+            <w:pPr>
+              <w:spacing w:after="0"/>
+            </w:pPr>
+            <w:r>
+              <w:rPr>
+                <w:rFonts w:ascii="Malgun Gothic" w:cs="Malgun Gothic" w:eastAsia="Malgun Gothic" w:hAnsi="Malgun Gothic"/>
+                <w:b w:val="false"/>
+                <w:bCs w:val="false"/>
+                <w:sz w:val="18"/>
+                <w:szCs w:val="18"/>
+              </w:rPr>
+              <w:t xml:space="preserve">관절 68개 + camera(머리 시점)의 위치·자세 시계열. 각 키가 SE(3) 동차변환행렬</w:t>
+            </w:r>
+          </w:p>
+        </w:tc>
+        <w:tc>
+          <w:tcPr>
+            <w:tcW w:type="dxa" w:w="1986"/>
+            <w:tcMar>
+              <w:top w:type="dxa" w:w="55"/>
+              <w:left w:type="dxa" w:w="100"/>
+              <w:bottom w:type="dxa" w:w="55"/>
+              <w:right w:type="dxa" w:w="100"/>
+            </w:tcMar>
+          </w:tcPr>
+          <w:p>
+            <w:pPr>
+              <w:spacing w:after="0"/>
+            </w:pPr>
+            <w:r>
+              <w:rPr>
+                <w:rFonts w:ascii="Malgun Gothic" w:cs="Malgun Gothic" w:eastAsia="Malgun Gothic" w:hAnsi="Malgun Gothic"/>
+                <w:b w:val="false"/>
+                <w:bCs w:val="false"/>
+                <w:sz w:val="18"/>
+                <w:szCs w:val="18"/>
+              </w:rPr>
+              <w:t xml:space="preserve">키마다 (N, 4, 4) float32</w:t>
             </w:r>
           </w:p>
         </w:tc>
@@ -2616,53 +1311,79 @@
       <w:tr>
         <w:tc>
           <w:tcPr>
-            <w:tcW w:type="dxa" w:w="2527"/>
-            <w:tcMar>
-              <w:top w:type="dxa" w:w="55"/>
-              <w:left w:type="dxa" w:w="100"/>
-              <w:bottom w:type="dxa" w:w="55"/>
-              <w:right w:type="dxa" w:w="100"/>
-            </w:tcMar>
-          </w:tcPr>
-          <w:p>
-            <w:pPr>
-              <w:spacing w:after="0"/>
-            </w:pPr>
-            <w:r>
-              <w:rPr>
-                <w:rFonts w:ascii="Malgun Gothic" w:cs="Malgun Gothic" w:eastAsia="Malgun Gothic" w:hAnsi="Malgun Gothic"/>
-                <w:b/>
-                <w:bCs/>
-                <w:sz w:val="18"/>
-                <w:szCs w:val="18"/>
-              </w:rPr>
-              <w:t xml:space="preserve">끼우기/빼기 (13종)</w:t>
-            </w:r>
-          </w:p>
-        </w:tc>
-        <w:tc>
-          <w:tcPr>
-            <w:tcW w:type="dxa" w:w="6499"/>
-            <w:tcMar>
-              <w:top w:type="dxa" w:w="55"/>
-              <w:left w:type="dxa" w:w="100"/>
-              <w:bottom w:type="dxa" w:w="55"/>
-              <w:right w:type="dxa" w:w="100"/>
-            </w:tcMar>
-          </w:tcPr>
-          <w:p>
-            <w:pPr>
-              <w:spacing w:after="0"/>
-            </w:pPr>
-            <w:r>
-              <w:rPr>
-                <w:rFonts w:ascii="Malgun Gothic" w:cs="Malgun Gothic" w:eastAsia="Malgun Gothic" w:hAnsi="Malgun Gothic"/>
-                <w:b w:val="false"/>
-                <w:bCs w:val="false"/>
-                <w:sz w:val="18"/>
-                <w:szCs w:val="18"/>
-              </w:rPr>
-              <w:t xml:space="preserve">USB, 플러그-소켓, 에어팟, 책장, 컵랙, 서랍, 테니스공</w:t>
+            <w:tcW w:type="dxa" w:w="1805"/>
+            <w:tcMar>
+              <w:top w:type="dxa" w:w="55"/>
+              <w:left w:type="dxa" w:w="100"/>
+              <w:bottom w:type="dxa" w:w="55"/>
+              <w:right w:type="dxa" w:w="100"/>
+            </w:tcMar>
+          </w:tcPr>
+          <w:p>
+            <w:pPr>
+              <w:spacing w:after="0"/>
+            </w:pPr>
+            <w:r>
+              <w:rPr>
+                <w:rFonts w:ascii="Malgun Gothic" w:cs="Malgun Gothic" w:eastAsia="Malgun Gothic" w:hAnsi="Malgun Gothic"/>
+                <w:b/>
+                <w:bCs/>
+                <w:sz w:val="18"/>
+                <w:szCs w:val="18"/>
+              </w:rPr>
+              <w:t xml:space="preserve">confidences/</w:t>
+            </w:r>
+          </w:p>
+        </w:tc>
+        <w:tc>
+          <w:tcPr>
+            <w:tcW w:type="dxa" w:w="5235"/>
+            <w:tcMar>
+              <w:top w:type="dxa" w:w="55"/>
+              <w:left w:type="dxa" w:w="100"/>
+              <w:bottom w:type="dxa" w:w="55"/>
+              <w:right w:type="dxa" w:w="100"/>
+            </w:tcMar>
+          </w:tcPr>
+          <w:p>
+            <w:pPr>
+              <w:spacing w:after="0"/>
+            </w:pPr>
+            <w:r>
+              <w:rPr>
+                <w:rFonts w:ascii="Malgun Gothic" w:cs="Malgun Gothic" w:eastAsia="Malgun Gothic" w:hAnsi="Malgun Gothic"/>
+                <w:b w:val="false"/>
+                <w:bCs w:val="false"/>
+                <w:sz w:val="18"/>
+                <w:szCs w:val="18"/>
+              </w:rPr>
+              <w:t xml:space="preserve">관절 68개별 ARKit 추정 신뢰도</w:t>
+            </w:r>
+          </w:p>
+        </w:tc>
+        <w:tc>
+          <w:tcPr>
+            <w:tcW w:type="dxa" w:w="1986"/>
+            <w:tcMar>
+              <w:top w:type="dxa" w:w="55"/>
+              <w:left w:type="dxa" w:w="100"/>
+              <w:bottom w:type="dxa" w:w="55"/>
+              <w:right w:type="dxa" w:w="100"/>
+            </w:tcMar>
+          </w:tcPr>
+          <w:p>
+            <w:pPr>
+              <w:spacing w:after="0"/>
+            </w:pPr>
+            <w:r>
+              <w:rPr>
+                <w:rFonts w:ascii="Malgun Gothic" w:cs="Malgun Gothic" w:eastAsia="Malgun Gothic" w:hAnsi="Malgun Gothic"/>
+                <w:b w:val="false"/>
+                <w:bCs w:val="false"/>
+                <w:sz w:val="18"/>
+                <w:szCs w:val="18"/>
+              </w:rPr>
+              <w:t xml:space="preserve">키마다 (N,) float32</w:t>
             </w:r>
           </w:p>
         </w:tc>
@@ -2670,53 +1391,79 @@
       <w:tr>
         <w:tc>
           <w:tcPr>
-            <w:tcW w:type="dxa" w:w="2527"/>
-            <w:tcMar>
-              <w:top w:type="dxa" w:w="55"/>
-              <w:left w:type="dxa" w:w="100"/>
-              <w:bottom w:type="dxa" w:w="55"/>
-              <w:right w:type="dxa" w:w="100"/>
-            </w:tcMar>
-          </w:tcPr>
-          <w:p>
-            <w:pPr>
-              <w:spacing w:after="0"/>
-            </w:pPr>
-            <w:r>
-              <w:rPr>
-                <w:rFonts w:ascii="Malgun Gothic" w:cs="Malgun Gothic" w:eastAsia="Malgun Gothic" w:hAnsi="Malgun Gothic"/>
-                <w:b/>
-                <w:bCs/>
-                <w:sz w:val="18"/>
-                <w:szCs w:val="18"/>
-              </w:rPr>
-              <w:t xml:space="preserve">접기/펴기</w:t>
-            </w:r>
-          </w:p>
-        </w:tc>
-        <w:tc>
-          <w:tcPr>
-            <w:tcW w:type="dxa" w:w="6499"/>
-            <w:tcMar>
-              <w:top w:type="dxa" w:w="55"/>
-              <w:left w:type="dxa" w:w="100"/>
-              <w:bottom w:type="dxa" w:w="55"/>
-              <w:right w:type="dxa" w:w="100"/>
-            </w:tcMar>
-          </w:tcPr>
-          <w:p>
-            <w:pPr>
-              <w:spacing w:after="0"/>
-            </w:pPr>
-            <w:r>
-              <w:rPr>
-                <w:rFonts w:ascii="Malgun Gothic" w:cs="Malgun Gothic" w:eastAsia="Malgun Gothic" w:hAnsi="Malgun Gothic"/>
-                <w:b w:val="false"/>
-                <w:bCs w:val="false"/>
-                <w:sz w:val="18"/>
-                <w:szCs w:val="18"/>
-              </w:rPr>
-              <w:t xml:space="preserve">종이, 종이접기(origami), 천 접기·쌓기, 구기고 펴기</w:t>
+            <w:tcW w:type="dxa" w:w="1805"/>
+            <w:tcMar>
+              <w:top w:type="dxa" w:w="55"/>
+              <w:left w:type="dxa" w:w="100"/>
+              <w:bottom w:type="dxa" w:w="55"/>
+              <w:right w:type="dxa" w:w="100"/>
+            </w:tcMar>
+          </w:tcPr>
+          <w:p>
+            <w:pPr>
+              <w:spacing w:after="0"/>
+            </w:pPr>
+            <w:r>
+              <w:rPr>
+                <w:rFonts w:ascii="Malgun Gothic" w:cs="Malgun Gothic" w:eastAsia="Malgun Gothic" w:hAnsi="Malgun Gothic"/>
+                <w:b/>
+                <w:bCs/>
+                <w:sz w:val="18"/>
+                <w:szCs w:val="18"/>
+              </w:rPr>
+              <w:t xml:space="preserve">camera/intrinsic</w:t>
+            </w:r>
+          </w:p>
+        </w:tc>
+        <w:tc>
+          <w:tcPr>
+            <w:tcW w:type="dxa" w:w="5235"/>
+            <w:tcMar>
+              <w:top w:type="dxa" w:w="55"/>
+              <w:left w:type="dxa" w:w="100"/>
+              <w:bottom w:type="dxa" w:w="55"/>
+              <w:right w:type="dxa" w:w="100"/>
+            </w:tcMar>
+          </w:tcPr>
+          <w:p>
+            <w:pPr>
+              <w:spacing w:after="0"/>
+            </w:pPr>
+            <w:r>
+              <w:rPr>
+                <w:rFonts w:ascii="Malgun Gothic" w:cs="Malgun Gothic" w:eastAsia="Malgun Gothic" w:hAnsi="Malgun Gothic"/>
+                <w:b w:val="false"/>
+                <w:bCs w:val="false"/>
+                <w:sz w:val="18"/>
+                <w:szCs w:val="18"/>
+              </w:rPr>
+              <w:t xml:space="preserve">카메라 내부 파라미터 (fx=fy=736.6, cx=960, cy=540 — 전 파일 동일)</w:t>
+            </w:r>
+          </w:p>
+        </w:tc>
+        <w:tc>
+          <w:tcPr>
+            <w:tcW w:type="dxa" w:w="1986"/>
+            <w:tcMar>
+              <w:top w:type="dxa" w:w="55"/>
+              <w:left w:type="dxa" w:w="100"/>
+              <w:bottom w:type="dxa" w:w="55"/>
+              <w:right w:type="dxa" w:w="100"/>
+            </w:tcMar>
+          </w:tcPr>
+          <w:p>
+            <w:pPr>
+              <w:spacing w:after="0"/>
+            </w:pPr>
+            <w:r>
+              <w:rPr>
+                <w:rFonts w:ascii="Malgun Gothic" w:cs="Malgun Gothic" w:eastAsia="Malgun Gothic" w:hAnsi="Malgun Gothic"/>
+                <w:b w:val="false"/>
+                <w:bCs w:val="false"/>
+                <w:sz w:val="18"/>
+                <w:szCs w:val="18"/>
+              </w:rPr>
+              <w:t xml:space="preserve">(3, 3) float32</w:t>
             </w:r>
           </w:p>
         </w:tc>
@@ -2724,161 +1471,79 @@
       <w:tr>
         <w:tc>
           <w:tcPr>
-            <w:tcW w:type="dxa" w:w="2527"/>
-            <w:tcMar>
-              <w:top w:type="dxa" w:w="55"/>
-              <w:left w:type="dxa" w:w="100"/>
-              <w:bottom w:type="dxa" w:w="55"/>
-              <w:right w:type="dxa" w:w="100"/>
-            </w:tcMar>
-          </w:tcPr>
-          <w:p>
-            <w:pPr>
-              <w:spacing w:after="0"/>
-            </w:pPr>
-            <w:r>
-              <w:rPr>
-                <w:rFonts w:ascii="Malgun Gothic" w:cs="Malgun Gothic" w:eastAsia="Malgun Gothic" w:hAnsi="Malgun Gothic"/>
-                <w:b/>
-                <w:bCs/>
-                <w:sz w:val="18"/>
-                <w:szCs w:val="18"/>
-              </w:rPr>
-              <w:t xml:space="preserve">일상 동작</w:t>
-            </w:r>
-          </w:p>
-        </w:tc>
-        <w:tc>
-          <w:tcPr>
-            <w:tcW w:type="dxa" w:w="6499"/>
-            <w:tcMar>
-              <w:top w:type="dxa" w:w="55"/>
-              <w:left w:type="dxa" w:w="100"/>
-              <w:bottom w:type="dxa" w:w="55"/>
-              <w:right w:type="dxa" w:w="100"/>
-            </w:tcMar>
-          </w:tcPr>
-          <w:p>
-            <w:pPr>
-              <w:spacing w:after="0"/>
-            </w:pPr>
-            <w:r>
-              <w:rPr>
-                <w:rFonts w:ascii="Malgun Gothic" w:cs="Malgun Gothic" w:eastAsia="Malgun Gothic" w:hAnsi="Malgun Gothic"/>
-                <w:b w:val="false"/>
-                <w:bCs w:val="false"/>
-                <w:sz w:val="18"/>
-                <w:szCs w:val="18"/>
-              </w:rPr>
-              <w:t xml:space="preserve">젓가락질, 키보드 타이핑, 글씨 쓰기, 책장 넘기기, 열쇠 잠그기</w:t>
-            </w:r>
-          </w:p>
-        </w:tc>
-      </w:tr>
-      <w:tr>
-        <w:tc>
-          <w:tcPr>
-            <w:tcW w:type="dxa" w:w="2527"/>
-            <w:tcMar>
-              <w:top w:type="dxa" w:w="55"/>
-              <w:left w:type="dxa" w:w="100"/>
-              <w:bottom w:type="dxa" w:w="55"/>
-              <w:right w:type="dxa" w:w="100"/>
-            </w:tcMar>
-          </w:tcPr>
-          <w:p>
-            <w:pPr>
-              <w:spacing w:after="0"/>
-            </w:pPr>
-            <w:r>
-              <w:rPr>
-                <w:rFonts w:ascii="Malgun Gothic" w:cs="Malgun Gothic" w:eastAsia="Malgun Gothic" w:hAnsi="Malgun Gothic"/>
-                <w:b/>
-                <w:bCs/>
-                <w:sz w:val="18"/>
-                <w:szCs w:val="18"/>
-              </w:rPr>
-              <w:t xml:space="preserve">주방</w:t>
-            </w:r>
-          </w:p>
-        </w:tc>
-        <w:tc>
-          <w:tcPr>
-            <w:tcW w:type="dxa" w:w="6499"/>
-            <w:tcMar>
-              <w:top w:type="dxa" w:w="55"/>
-              <w:left w:type="dxa" w:w="100"/>
-              <w:bottom w:type="dxa" w:w="55"/>
-              <w:right w:type="dxa" w:w="100"/>
-            </w:tcMar>
-          </w:tcPr>
-          <w:p>
-            <w:pPr>
-              <w:spacing w:after="0"/>
-            </w:pPr>
-            <w:r>
-              <w:rPr>
-                <w:rFonts w:ascii="Malgun Gothic" w:cs="Malgun Gothic" w:eastAsia="Malgun Gothic" w:hAnsi="Malgun Gothic"/>
-                <w:b w:val="false"/>
-                <w:bCs w:val="false"/>
-                <w:sz w:val="18"/>
-                <w:szCs w:val="18"/>
-              </w:rPr>
-              <w:t xml:space="preserve">계란 프라이, 샌드위치 만들기, 설거지, 얼음 뜨기, 붓기</w:t>
-            </w:r>
-          </w:p>
-        </w:tc>
-      </w:tr>
-      <w:tr>
-        <w:tc>
-          <w:tcPr>
-            <w:tcW w:type="dxa" w:w="2527"/>
-            <w:tcMar>
-              <w:top w:type="dxa" w:w="55"/>
-              <w:left w:type="dxa" w:w="100"/>
-              <w:bottom w:type="dxa" w:w="55"/>
-              <w:right w:type="dxa" w:w="100"/>
-            </w:tcMar>
-          </w:tcPr>
-          <w:p>
-            <w:pPr>
-              <w:spacing w:after="0"/>
-            </w:pPr>
-            <w:r>
-              <w:rPr>
-                <w:rFonts w:ascii="Malgun Gothic" w:cs="Malgun Gothic" w:eastAsia="Malgun Gothic" w:hAnsi="Malgun Gothic"/>
-                <w:b/>
-                <w:bCs/>
-                <w:sz w:val="18"/>
-                <w:szCs w:val="18"/>
-              </w:rPr>
-              <w:t xml:space="preserve">놀이</w:t>
-            </w:r>
-          </w:p>
-        </w:tc>
-        <w:tc>
-          <w:tcPr>
-            <w:tcW w:type="dxa" w:w="6499"/>
-            <w:tcMar>
-              <w:top w:type="dxa" w:w="55"/>
-              <w:left w:type="dxa" w:w="100"/>
-              <w:bottom w:type="dxa" w:w="55"/>
-              <w:right w:type="dxa" w:w="100"/>
-            </w:tcMar>
-          </w:tcPr>
-          <w:p>
-            <w:pPr>
-              <w:spacing w:after="0"/>
-            </w:pPr>
-            <w:r>
-              <w:rPr>
-                <w:rFonts w:ascii="Malgun Gothic" w:cs="Malgun Gothic" w:eastAsia="Malgun Gothic" w:hAnsi="Malgun Gothic"/>
-                <w:b w:val="false"/>
-                <w:bCs w:val="false"/>
-                <w:sz w:val="18"/>
-                <w:szCs w:val="18"/>
-              </w:rPr>
-              <w:t xml:space="preserve">피아노, 만칼라, 커넥트포, 체스판 정리, 카드 돌리기, 루빅스큐브</w:t>
+            <w:tcW w:type="dxa" w:w="1805"/>
+            <w:tcMar>
+              <w:top w:type="dxa" w:w="55"/>
+              <w:left w:type="dxa" w:w="100"/>
+              <w:bottom w:type="dxa" w:w="55"/>
+              <w:right w:type="dxa" w:w="100"/>
+            </w:tcMar>
+          </w:tcPr>
+          <w:p>
+            <w:pPr>
+              <w:spacing w:after="0"/>
+            </w:pPr>
+            <w:r>
+              <w:rPr>
+                <w:rFonts w:ascii="Malgun Gothic" w:cs="Malgun Gothic" w:eastAsia="Malgun Gothic" w:hAnsi="Malgun Gothic"/>
+                <w:b/>
+                <w:bCs/>
+                <w:sz w:val="18"/>
+                <w:szCs w:val="18"/>
+              </w:rPr>
+              <w:t xml:space="preserve">파일 속성(attrs)</w:t>
+            </w:r>
+          </w:p>
+        </w:tc>
+        <w:tc>
+          <w:tcPr>
+            <w:tcW w:type="dxa" w:w="5235"/>
+            <w:tcMar>
+              <w:top w:type="dxa" w:w="55"/>
+              <w:left w:type="dxa" w:w="100"/>
+              <w:bottom w:type="dxa" w:w="55"/>
+              <w:right w:type="dxa" w:w="100"/>
+            </w:tcMar>
+          </w:tcPr>
+          <w:p>
+            <w:pPr>
+              <w:spacing w:after="0"/>
+            </w:pPr>
+            <w:r>
+              <w:rPr>
+                <w:rFonts w:ascii="Malgun Gothic" w:cs="Malgun Gothic" w:eastAsia="Malgun Gothic" w:hAnsi="Malgun Gothic"/>
+                <w:b w:val="false"/>
+                <w:bCs w:val="false"/>
+                <w:sz w:val="18"/>
+                <w:szCs w:val="18"/>
+              </w:rPr>
+              <w:t xml:space="preserve">태스크명, 자연어 지시문, 객체/동사 태그, 환경 서술 등 (5장)</w:t>
+            </w:r>
+          </w:p>
+        </w:tc>
+        <w:tc>
+          <w:tcPr>
+            <w:tcW w:type="dxa" w:w="1986"/>
+            <w:tcMar>
+              <w:top w:type="dxa" w:w="55"/>
+              <w:left w:type="dxa" w:w="100"/>
+              <w:bottom w:type="dxa" w:w="55"/>
+              <w:right w:type="dxa" w:w="100"/>
+            </w:tcMar>
+          </w:tcPr>
+          <w:p>
+            <w:pPr>
+              <w:spacing w:after="0"/>
+            </w:pPr>
+            <w:r>
+              <w:rPr>
+                <w:rFonts w:ascii="Malgun Gothic" w:cs="Malgun Gothic" w:eastAsia="Malgun Gothic" w:hAnsi="Malgun Gothic"/>
+                <w:b w:val="false"/>
+                <w:bCs w:val="false"/>
+                <w:sz w:val="18"/>
+                <w:szCs w:val="18"/>
+              </w:rPr>
+              <w:t xml:space="preserve">문자열/배열</w:t>
             </w:r>
           </w:p>
         </w:tc>
@@ -2886,33 +1551,28 @@
     </w:tbl>
     <w:p>
       <w:pPr>
-        <w:spacing w:after="120" w:before="90"/>
+        <w:spacing w:after="120" w:before="120"/>
       </w:pPr>
       <w:r>
         <w:rPr>
           <w:rFonts w:ascii="Malgun Gothic" w:cs="Malgun Gothic" w:eastAsia="Malgun Gothic" w:hAnsi="Malgun Gothic"/>
-          <w:color w:val="595959"/>
-          <w:sz w:val="18"/>
-          <w:szCs w:val="18"/>
-        </w:rPr>
-        <w:t xml:space="preserve">참고: 전체 EgoDex는 194종이며 테스트 분할에는 그중 111종만 포함된다. hdf5 속성의 태스크명 고유값은 123개로 폴더 수보다 많다 — 한 폴더에 세부 변형 라벨이 섞인 경우가 있다.</w:t>
-      </w:r>
-    </w:p>
-    <w:p>
-      <w:pPr>
-        <w:pStyle w:val="Heading1"/>
-        <w:spacing w:after="150" w:before="300"/>
+          <w:sz w:val="20"/>
+          <w:szCs w:val="20"/>
+        </w:rPr>
+        <w:t xml:space="preserve">68관절 분해 (실측): 손가락 48 (좌/우 × 24마디 — 엄지 4마디, 나머지 손가락 5마디씩) + 팔 8 (좌/우 어깨·상완·전완·손) + 몸통·목 12 (spine 7, neck 4, hip 1).</w:t>
+      </w:r>
+    </w:p>
+    <w:p>
+      <w:pPr>
+        <w:spacing w:after="120" w:before="60"/>
       </w:pPr>
       <w:r>
         <w:rPr>
           <w:rFonts w:ascii="Malgun Gothic" w:cs="Malgun Gothic" w:eastAsia="Malgun Gothic" w:hAnsi="Malgun Gothic"/>
-          <w:b/>
-          <w:bCs/>
-          <w:color w:val="2F5496"/>
-          <w:sz w:val="30"/>
-          <w:szCs w:val="30"/>
-        </w:rPr>
-        <w:t xml:space="preserve">7. 실측 샘플 분석</w:t>
+          <w:sz w:val="20"/>
+          <w:szCs w:val="20"/>
+        </w:rPr>
+        <w:t xml:space="preserve">좌표계: 모든 변환은 녹화 시작 시점에 고정되는 ARKit 원점(바닥, 중력 정렬) 기준이다. 카메라 기준으로 바꾸려면 camera 변환의 역행렬을 곱하면 되고, intrinsic이 있어 3D 관절을 영상 위에 바로 재투영할 수 있다 — 아래 그림 5가 그 검증이다.</w:t>
       </w:r>
     </w:p>
     <w:p>
@@ -2923,7 +1583,7 @@
       <w:r>
         <w:drawing>
           <wp:inline distT="0" distB="0" distL="0" distR="0">
-            <wp:extent cx="5905500" cy="2686050"/>
+            <wp:extent cx="6096000" cy="3429000"/>
             <wp:effectExtent t="0" r="0" b="0" l="0"/>
             <wp:docPr id="1" name="" descr="" title=""/>
             <wp:cNvGraphicFramePr>
@@ -2948,7 +1608,7 @@
                   <pic:spPr bwMode="auto">
                     <a:xfrm>
                       <a:off x="0" y="0"/>
-                      <a:ext cx="5905500" cy="2686050"/>
+                      <a:ext cx="6096000" cy="3429000"/>
                     </a:xfrm>
                     <a:prstGeom prst="rect">
                       <a:avLst/>
@@ -2975,7 +1635,936 @@
           <w:sz w:val="17"/>
           <w:szCs w:val="17"/>
         </w:rPr>
-        <w:t xml:space="preserve">그림 5. 한 에피소드의 3D 자세 데이터. (좌) 월드 좌표계 양손 궤적과 머리 위치. (우) 오른손 높이가 0.5초에 12cm 상승했다가 2.5초에 하강 — '뚜껑을 집어 올렸다 덮는' 동작이 수치로 그대로 드러난다. 오른손 이동량 0.53m vs 왼손 0.35m로 오른손 주도임도 확인된다.</w:t>
+        <w:t xml:space="preserve">그림 5. hdf5의 3D 관절(초록=왼손, 주황=오른손)을 공식 규약대로 영상에 재투영한 결과 — 손 위에 정확히 겹친다. 오른손이 약간 어긋나 보이는 것은 Vision Pro 영상 합성에 따른 시점 오차로, README에 명시된 특성이다. (전체 영상: docs/samples/egodex_overlay_clip.mp4)</w:t>
+      </w:r>
+    </w:p>
+    <w:p>
+      <w:pPr>
+        <w:pStyle w:val="Heading1"/>
+        <w:spacing w:after="150" w:before="300"/>
+      </w:pPr>
+      <w:r>
+        <w:rPr>
+          <w:rFonts w:ascii="Malgun Gothic" w:cs="Malgun Gothic" w:eastAsia="Malgun Gothic" w:hAnsi="Malgun Gothic"/>
+          <w:b/>
+          <w:bCs/>
+          <w:color w:val="2F5496"/>
+          <w:sz w:val="30"/>
+          <w:szCs w:val="30"/>
+        </w:rPr>
+        <w:t xml:space="preserve">5. 라벨·주석 — 이 데이터셋의 강점</w:t>
+      </w:r>
+    </w:p>
+    <w:p>
+      <w:pPr>
+        <w:pBdr>
+          <w:left w:val="single" w:color="2F5496" w:sz="18" w:space="8"/>
+        </w:pBdr>
+        <w:shd w:fill="EAF1FB" w:val="clear"/>
+        <w:spacing w:after="150" w:before="60"/>
+      </w:pPr>
+      <w:r>
+        <w:rPr>
+          <w:rFonts w:ascii="Malgun Gothic" w:cs="Malgun Gothic" w:eastAsia="Malgun Gothic" w:hAnsi="Malgun Gothic"/>
+          <w:b/>
+          <w:bCs/>
+          <w:color w:val="1F3864"/>
+          <w:sz w:val="21"/>
+          <w:szCs w:val="21"/>
+        </w:rPr>
+        <w:t xml:space="preserve">에피소드마다 hdf5 속성으로 자연어 지시문과 객체·동사·환경 태그가 붙어 있다. 별도 라벨 파일을 찾을 필요가 없다.</w:t>
+      </w:r>
+    </w:p>
+    <w:tbl>
+      <w:tblPr>
+        <w:tblW w:type="dxa" w:w="9026"/>
+        <w:tblBorders>
+          <w:top w:val="single" w:color="auto" w:sz="4"/>
+          <w:left w:val="single" w:color="auto" w:sz="4"/>
+          <w:bottom w:val="single" w:color="auto" w:sz="4"/>
+          <w:right w:val="single" w:color="auto" w:sz="4"/>
+          <w:insideH w:val="single" w:color="auto" w:sz="4"/>
+          <w:insideV w:val="single" w:color="auto" w:sz="4"/>
+        </w:tblBorders>
+      </w:tblPr>
+      <w:tblGrid>
+        <w:gridCol w:w="1986"/>
+        <w:gridCol w:w="4152"/>
+        <w:gridCol w:w="2888"/>
+      </w:tblGrid>
+      <w:tr>
+        <w:trPr>
+          <w:tblHeader/>
+        </w:trPr>
+        <w:tc>
+          <w:tcPr>
+            <w:tcW w:type="dxa" w:w="1986"/>
+            <w:shd w:fill="D9E2F3" w:val="clear"/>
+            <w:tcMar>
+              <w:top w:type="dxa" w:w="55"/>
+              <w:left w:type="dxa" w:w="100"/>
+              <w:bottom w:type="dxa" w:w="55"/>
+              <w:right w:type="dxa" w:w="100"/>
+            </w:tcMar>
+          </w:tcPr>
+          <w:p>
+            <w:pPr>
+              <w:spacing w:after="0"/>
+            </w:pPr>
+            <w:r>
+              <w:rPr>
+                <w:rFonts w:ascii="Malgun Gothic" w:cs="Malgun Gothic" w:eastAsia="Malgun Gothic" w:hAnsi="Malgun Gothic"/>
+                <w:b/>
+                <w:bCs/>
+                <w:sz w:val="18"/>
+                <w:szCs w:val="18"/>
+              </w:rPr>
+              <w:t xml:space="preserve">속성</w:t>
+            </w:r>
+          </w:p>
+        </w:tc>
+        <w:tc>
+          <w:tcPr>
+            <w:tcW w:type="dxa" w:w="4152"/>
+            <w:shd w:fill="D9E2F3" w:val="clear"/>
+            <w:tcMar>
+              <w:top w:type="dxa" w:w="55"/>
+              <w:left w:type="dxa" w:w="100"/>
+              <w:bottom w:type="dxa" w:w="55"/>
+              <w:right w:type="dxa" w:w="100"/>
+            </w:tcMar>
+          </w:tcPr>
+          <w:p>
+            <w:pPr>
+              <w:spacing w:after="0"/>
+            </w:pPr>
+            <w:r>
+              <w:rPr>
+                <w:rFonts w:ascii="Malgun Gothic" w:cs="Malgun Gothic" w:eastAsia="Malgun Gothic" w:hAnsi="Malgun Gothic"/>
+                <w:b/>
+                <w:bCs/>
+                <w:sz w:val="18"/>
+                <w:szCs w:val="18"/>
+              </w:rPr>
+              <w:t xml:space="preserve">실측 예시 (add_remove_lid/0)</w:t>
+            </w:r>
+          </w:p>
+        </w:tc>
+        <w:tc>
+          <w:tcPr>
+            <w:tcW w:type="dxa" w:w="2888"/>
+            <w:shd w:fill="D9E2F3" w:val="clear"/>
+            <w:tcMar>
+              <w:top w:type="dxa" w:w="55"/>
+              <w:left w:type="dxa" w:w="100"/>
+              <w:bottom w:type="dxa" w:w="55"/>
+              <w:right w:type="dxa" w:w="100"/>
+            </w:tcMar>
+          </w:tcPr>
+          <w:p>
+            <w:pPr>
+              <w:spacing w:after="0"/>
+            </w:pPr>
+            <w:r>
+              <w:rPr>
+                <w:rFonts w:ascii="Malgun Gothic" w:cs="Malgun Gothic" w:eastAsia="Malgun Gothic" w:hAnsi="Malgun Gothic"/>
+                <w:b/>
+                <w:bCs/>
+                <w:sz w:val="18"/>
+                <w:szCs w:val="18"/>
+              </w:rPr>
+              <w:t xml:space="preserve">의미</w:t>
+            </w:r>
+          </w:p>
+        </w:tc>
+      </w:tr>
+      <w:tr>
+        <w:tc>
+          <w:tcPr>
+            <w:tcW w:type="dxa" w:w="1986"/>
+            <w:tcMar>
+              <w:top w:type="dxa" w:w="55"/>
+              <w:left w:type="dxa" w:w="100"/>
+              <w:bottom w:type="dxa" w:w="55"/>
+              <w:right w:type="dxa" w:w="100"/>
+            </w:tcMar>
+          </w:tcPr>
+          <w:p>
+            <w:pPr>
+              <w:spacing w:after="0"/>
+            </w:pPr>
+            <w:r>
+              <w:rPr>
+                <w:rFonts w:ascii="Malgun Gothic" w:cs="Malgun Gothic" w:eastAsia="Malgun Gothic" w:hAnsi="Malgun Gothic"/>
+                <w:b/>
+                <w:bCs/>
+                <w:sz w:val="18"/>
+                <w:szCs w:val="18"/>
+              </w:rPr>
+              <w:t xml:space="preserve">task</w:t>
+            </w:r>
+          </w:p>
+        </w:tc>
+        <w:tc>
+          <w:tcPr>
+            <w:tcW w:type="dxa" w:w="4152"/>
+            <w:tcMar>
+              <w:top w:type="dxa" w:w="55"/>
+              <w:left w:type="dxa" w:w="100"/>
+              <w:bottom w:type="dxa" w:w="55"/>
+              <w:right w:type="dxa" w:w="100"/>
+            </w:tcMar>
+          </w:tcPr>
+          <w:p>
+            <w:pPr>
+              <w:spacing w:after="0"/>
+            </w:pPr>
+            <w:r>
+              <w:rPr>
+                <w:rFonts w:ascii="Malgun Gothic" w:cs="Malgun Gothic" w:eastAsia="Malgun Gothic" w:hAnsi="Malgun Gothic"/>
+                <w:b w:val="false"/>
+                <w:bCs w:val="false"/>
+                <w:sz w:val="18"/>
+                <w:szCs w:val="18"/>
+              </w:rPr>
+              <w:t xml:space="preserve">Add Remove Lid</w:t>
+            </w:r>
+          </w:p>
+        </w:tc>
+        <w:tc>
+          <w:tcPr>
+            <w:tcW w:type="dxa" w:w="2888"/>
+            <w:tcMar>
+              <w:top w:type="dxa" w:w="55"/>
+              <w:left w:type="dxa" w:w="100"/>
+              <w:bottom w:type="dxa" w:w="55"/>
+              <w:right w:type="dxa" w:w="100"/>
+            </w:tcMar>
+          </w:tcPr>
+          <w:p>
+            <w:pPr>
+              <w:spacing w:after="0"/>
+            </w:pPr>
+            <w:r>
+              <w:rPr>
+                <w:rFonts w:ascii="Malgun Gothic" w:cs="Malgun Gothic" w:eastAsia="Malgun Gothic" w:hAnsi="Malgun Gothic"/>
+                <w:b w:val="false"/>
+                <w:bCs w:val="false"/>
+                <w:sz w:val="18"/>
+                <w:szCs w:val="18"/>
+              </w:rPr>
+              <w:t xml:space="preserve">태스크명</w:t>
+            </w:r>
+          </w:p>
+        </w:tc>
+      </w:tr>
+      <w:tr>
+        <w:tc>
+          <w:tcPr>
+            <w:tcW w:type="dxa" w:w="1986"/>
+            <w:tcMar>
+              <w:top w:type="dxa" w:w="55"/>
+              <w:left w:type="dxa" w:w="100"/>
+              <w:bottom w:type="dxa" w:w="55"/>
+              <w:right w:type="dxa" w:w="100"/>
+            </w:tcMar>
+          </w:tcPr>
+          <w:p>
+            <w:pPr>
+              <w:spacing w:after="0"/>
+            </w:pPr>
+            <w:r>
+              <w:rPr>
+                <w:rFonts w:ascii="Malgun Gothic" w:cs="Malgun Gothic" w:eastAsia="Malgun Gothic" w:hAnsi="Malgun Gothic"/>
+                <w:b/>
+                <w:bCs/>
+                <w:sz w:val="18"/>
+                <w:szCs w:val="18"/>
+              </w:rPr>
+              <w:t xml:space="preserve">llm_description</w:t>
+            </w:r>
+          </w:p>
+        </w:tc>
+        <w:tc>
+          <w:tcPr>
+            <w:tcW w:type="dxa" w:w="4152"/>
+            <w:tcMar>
+              <w:top w:type="dxa" w:w="55"/>
+              <w:left w:type="dxa" w:w="100"/>
+              <w:bottom w:type="dxa" w:w="55"/>
+              <w:right w:type="dxa" w:w="100"/>
+            </w:tcMar>
+          </w:tcPr>
+          <w:p>
+            <w:pPr>
+              <w:spacing w:after="0"/>
+            </w:pPr>
+            <w:r>
+              <w:rPr>
+                <w:rFonts w:ascii="Malgun Gothic" w:cs="Malgun Gothic" w:eastAsia="Malgun Gothic" w:hAnsi="Malgun Gothic"/>
+                <w:b w:val="false"/>
+                <w:bCs w:val="false"/>
+                <w:sz w:val="18"/>
+                <w:szCs w:val="18"/>
+              </w:rPr>
+              <w:t xml:space="preserve">Place the lid onto the cup on the wooden table.</w:t>
+            </w:r>
+          </w:p>
+        </w:tc>
+        <w:tc>
+          <w:tcPr>
+            <w:tcW w:type="dxa" w:w="2888"/>
+            <w:tcMar>
+              <w:top w:type="dxa" w:w="55"/>
+              <w:left w:type="dxa" w:w="100"/>
+              <w:bottom w:type="dxa" w:w="55"/>
+              <w:right w:type="dxa" w:w="100"/>
+            </w:tcMar>
+          </w:tcPr>
+          <w:p>
+            <w:pPr>
+              <w:spacing w:after="0"/>
+            </w:pPr>
+            <w:r>
+              <w:rPr>
+                <w:rFonts w:ascii="Malgun Gothic" w:cs="Malgun Gothic" w:eastAsia="Malgun Gothic" w:hAnsi="Malgun Gothic"/>
+                <w:b w:val="false"/>
+                <w:bCs w:val="false"/>
+                <w:sz w:val="18"/>
+                <w:szCs w:val="18"/>
+              </w:rPr>
+              <w:t xml:space="preserve">자연어 지시문</w:t>
+            </w:r>
+          </w:p>
+        </w:tc>
+      </w:tr>
+      <w:tr>
+        <w:tc>
+          <w:tcPr>
+            <w:tcW w:type="dxa" w:w="1986"/>
+            <w:tcMar>
+              <w:top w:type="dxa" w:w="55"/>
+              <w:left w:type="dxa" w:w="100"/>
+              <w:bottom w:type="dxa" w:w="55"/>
+              <w:right w:type="dxa" w:w="100"/>
+            </w:tcMar>
+          </w:tcPr>
+          <w:p>
+            <w:pPr>
+              <w:spacing w:after="0"/>
+            </w:pPr>
+            <w:r>
+              <w:rPr>
+                <w:rFonts w:ascii="Malgun Gothic" w:cs="Malgun Gothic" w:eastAsia="Malgun Gothic" w:hAnsi="Malgun Gothic"/>
+                <w:b/>
+                <w:bCs/>
+                <w:sz w:val="18"/>
+                <w:szCs w:val="18"/>
+              </w:rPr>
+              <w:t xml:space="preserve">llm_description2</w:t>
+            </w:r>
+          </w:p>
+        </w:tc>
+        <w:tc>
+          <w:tcPr>
+            <w:tcW w:type="dxa" w:w="4152"/>
+            <w:tcMar>
+              <w:top w:type="dxa" w:w="55"/>
+              <w:left w:type="dxa" w:w="100"/>
+              <w:bottom w:type="dxa" w:w="55"/>
+              <w:right w:type="dxa" w:w="100"/>
+            </w:tcMar>
+          </w:tcPr>
+          <w:p>
+            <w:pPr>
+              <w:spacing w:after="0"/>
+            </w:pPr>
+            <w:r>
+              <w:rPr>
+                <w:rFonts w:ascii="Malgun Gothic" w:cs="Malgun Gothic" w:eastAsia="Malgun Gothic" w:hAnsi="Malgun Gothic"/>
+                <w:b w:val="false"/>
+                <w:bCs w:val="false"/>
+                <w:sz w:val="18"/>
+                <w:szCs w:val="18"/>
+              </w:rPr>
+              <w:t xml:space="preserve">Remove the lid from the cup on the wooden table.</w:t>
+            </w:r>
+          </w:p>
+        </w:tc>
+        <w:tc>
+          <w:tcPr>
+            <w:tcW w:type="dxa" w:w="2888"/>
+            <w:tcMar>
+              <w:top w:type="dxa" w:w="55"/>
+              <w:left w:type="dxa" w:w="100"/>
+              <w:bottom w:type="dxa" w:w="55"/>
+              <w:right w:type="dxa" w:w="100"/>
+            </w:tcMar>
+          </w:tcPr>
+          <w:p>
+            <w:pPr>
+              <w:spacing w:after="0"/>
+            </w:pPr>
+            <w:r>
+              <w:rPr>
+                <w:rFonts w:ascii="Malgun Gothic" w:cs="Malgun Gothic" w:eastAsia="Malgun Gothic" w:hAnsi="Malgun Gothic"/>
+                <w:b w:val="false"/>
+                <w:bCs w:val="false"/>
+                <w:sz w:val="18"/>
+                <w:szCs w:val="18"/>
+              </w:rPr>
+              <w:t xml:space="preserve">역방향 지시문 (가역 태스크)</w:t>
+            </w:r>
+          </w:p>
+        </w:tc>
+      </w:tr>
+      <w:tr>
+        <w:tc>
+          <w:tcPr>
+            <w:tcW w:type="dxa" w:w="1986"/>
+            <w:tcMar>
+              <w:top w:type="dxa" w:w="55"/>
+              <w:left w:type="dxa" w:w="100"/>
+              <w:bottom w:type="dxa" w:w="55"/>
+              <w:right w:type="dxa" w:w="100"/>
+            </w:tcMar>
+          </w:tcPr>
+          <w:p>
+            <w:pPr>
+              <w:spacing w:after="0"/>
+            </w:pPr>
+            <w:r>
+              <w:rPr>
+                <w:rFonts w:ascii="Malgun Gothic" w:cs="Malgun Gothic" w:eastAsia="Malgun Gothic" w:hAnsi="Malgun Gothic"/>
+                <w:b/>
+                <w:bCs/>
+                <w:sz w:val="18"/>
+                <w:szCs w:val="18"/>
+              </w:rPr>
+              <w:t xml:space="preserve">which_llm_description</w:t>
+            </w:r>
+          </w:p>
+        </w:tc>
+        <w:tc>
+          <w:tcPr>
+            <w:tcW w:type="dxa" w:w="4152"/>
+            <w:tcMar>
+              <w:top w:type="dxa" w:w="55"/>
+              <w:left w:type="dxa" w:w="100"/>
+              <w:bottom w:type="dxa" w:w="55"/>
+              <w:right w:type="dxa" w:w="100"/>
+            </w:tcMar>
+          </w:tcPr>
+          <w:p>
+            <w:pPr>
+              <w:spacing w:after="0"/>
+            </w:pPr>
+            <w:r>
+              <w:rPr>
+                <w:rFonts w:ascii="Malgun Gothic" w:cs="Malgun Gothic" w:eastAsia="Malgun Gothic" w:hAnsi="Malgun Gothic"/>
+                <w:b w:val="false"/>
+                <w:bCs w:val="false"/>
+                <w:sz w:val="18"/>
+                <w:szCs w:val="18"/>
+              </w:rPr>
+              <w:t xml:space="preserve">"2"</w:t>
+            </w:r>
+          </w:p>
+        </w:tc>
+        <w:tc>
+          <w:tcPr>
+            <w:tcW w:type="dxa" w:w="2888"/>
+            <w:tcMar>
+              <w:top w:type="dxa" w:w="55"/>
+              <w:left w:type="dxa" w:w="100"/>
+              <w:bottom w:type="dxa" w:w="55"/>
+              <w:right w:type="dxa" w:w="100"/>
+            </w:tcMar>
+          </w:tcPr>
+          <w:p>
+            <w:pPr>
+              <w:spacing w:after="0"/>
+            </w:pPr>
+            <w:r>
+              <w:rPr>
+                <w:rFonts w:ascii="Malgun Gothic" w:cs="Malgun Gothic" w:eastAsia="Malgun Gothic" w:hAnsi="Malgun Gothic"/>
+                <w:b w:val="false"/>
+                <w:bCs w:val="false"/>
+                <w:sz w:val="18"/>
+                <w:szCs w:val="18"/>
+              </w:rPr>
+              <w:t xml:space="preserve">★ 실제 수행 방향 지정</w:t>
+            </w:r>
+          </w:p>
+        </w:tc>
+      </w:tr>
+      <w:tr>
+        <w:tc>
+          <w:tcPr>
+            <w:tcW w:type="dxa" w:w="1986"/>
+            <w:tcMar>
+              <w:top w:type="dxa" w:w="55"/>
+              <w:left w:type="dxa" w:w="100"/>
+              <w:bottom w:type="dxa" w:w="55"/>
+              <w:right w:type="dxa" w:w="100"/>
+            </w:tcMar>
+          </w:tcPr>
+          <w:p>
+            <w:pPr>
+              <w:spacing w:after="0"/>
+            </w:pPr>
+            <w:r>
+              <w:rPr>
+                <w:rFonts w:ascii="Malgun Gothic" w:cs="Malgun Gothic" w:eastAsia="Malgun Gothic" w:hAnsi="Malgun Gothic"/>
+                <w:b/>
+                <w:bCs/>
+                <w:sz w:val="18"/>
+                <w:szCs w:val="18"/>
+              </w:rPr>
+              <w:t xml:space="preserve">llm_type</w:t>
+            </w:r>
+          </w:p>
+        </w:tc>
+        <w:tc>
+          <w:tcPr>
+            <w:tcW w:type="dxa" w:w="4152"/>
+            <w:tcMar>
+              <w:top w:type="dxa" w:w="55"/>
+              <w:left w:type="dxa" w:w="100"/>
+              <w:bottom w:type="dxa" w:w="55"/>
+              <w:right w:type="dxa" w:w="100"/>
+            </w:tcMar>
+          </w:tcPr>
+          <w:p>
+            <w:pPr>
+              <w:spacing w:after="0"/>
+            </w:pPr>
+            <w:r>
+              <w:rPr>
+                <w:rFonts w:ascii="Malgun Gothic" w:cs="Malgun Gothic" w:eastAsia="Malgun Gothic" w:hAnsi="Malgun Gothic"/>
+                <w:b w:val="false"/>
+                <w:bCs w:val="false"/>
+                <w:sz w:val="18"/>
+                <w:szCs w:val="18"/>
+              </w:rPr>
+              <w:t xml:space="preserve">reversible</w:t>
+            </w:r>
+          </w:p>
+        </w:tc>
+        <w:tc>
+          <w:tcPr>
+            <w:tcW w:type="dxa" w:w="2888"/>
+            <w:tcMar>
+              <w:top w:type="dxa" w:w="55"/>
+              <w:left w:type="dxa" w:w="100"/>
+              <w:bottom w:type="dxa" w:w="55"/>
+              <w:right w:type="dxa" w:w="100"/>
+            </w:tcMar>
+          </w:tcPr>
+          <w:p>
+            <w:pPr>
+              <w:spacing w:after="0"/>
+            </w:pPr>
+            <w:r>
+              <w:rPr>
+                <w:rFonts w:ascii="Malgun Gothic" w:cs="Malgun Gothic" w:eastAsia="Malgun Gothic" w:hAnsi="Malgun Gothic"/>
+                <w:b w:val="false"/>
+                <w:bCs w:val="false"/>
+                <w:sz w:val="18"/>
+                <w:szCs w:val="18"/>
+              </w:rPr>
+              <w:t xml:space="preserve">가역/리셋 유형</w:t>
+            </w:r>
+          </w:p>
+        </w:tc>
+      </w:tr>
+      <w:tr>
+        <w:tc>
+          <w:tcPr>
+            <w:tcW w:type="dxa" w:w="1986"/>
+            <w:tcMar>
+              <w:top w:type="dxa" w:w="55"/>
+              <w:left w:type="dxa" w:w="100"/>
+              <w:bottom w:type="dxa" w:w="55"/>
+              <w:right w:type="dxa" w:w="100"/>
+            </w:tcMar>
+          </w:tcPr>
+          <w:p>
+            <w:pPr>
+              <w:spacing w:after="0"/>
+            </w:pPr>
+            <w:r>
+              <w:rPr>
+                <w:rFonts w:ascii="Malgun Gothic" w:cs="Malgun Gothic" w:eastAsia="Malgun Gothic" w:hAnsi="Malgun Gothic"/>
+                <w:b/>
+                <w:bCs/>
+                <w:sz w:val="18"/>
+                <w:szCs w:val="18"/>
+              </w:rPr>
+              <w:t xml:space="preserve">llm_objects</w:t>
+            </w:r>
+          </w:p>
+        </w:tc>
+        <w:tc>
+          <w:tcPr>
+            <w:tcW w:type="dxa" w:w="4152"/>
+            <w:tcMar>
+              <w:top w:type="dxa" w:w="55"/>
+              <w:left w:type="dxa" w:w="100"/>
+              <w:bottom w:type="dxa" w:w="55"/>
+              <w:right w:type="dxa" w:w="100"/>
+            </w:tcMar>
+          </w:tcPr>
+          <w:p>
+            <w:pPr>
+              <w:spacing w:after="0"/>
+            </w:pPr>
+            <w:r>
+              <w:rPr>
+                <w:rFonts w:ascii="Malgun Gothic" w:cs="Malgun Gothic" w:eastAsia="Malgun Gothic" w:hAnsi="Malgun Gothic"/>
+                <w:b w:val="false"/>
+                <w:bCs w:val="false"/>
+                <w:sz w:val="18"/>
+                <w:szCs w:val="18"/>
+              </w:rPr>
+              <w:t xml:space="preserve">['cup', 'lid']</w:t>
+            </w:r>
+          </w:p>
+        </w:tc>
+        <w:tc>
+          <w:tcPr>
+            <w:tcW w:type="dxa" w:w="2888"/>
+            <w:tcMar>
+              <w:top w:type="dxa" w:w="55"/>
+              <w:left w:type="dxa" w:w="100"/>
+              <w:bottom w:type="dxa" w:w="55"/>
+              <w:right w:type="dxa" w:w="100"/>
+            </w:tcMar>
+          </w:tcPr>
+          <w:p>
+            <w:pPr>
+              <w:spacing w:after="0"/>
+            </w:pPr>
+            <w:r>
+              <w:rPr>
+                <w:rFonts w:ascii="Malgun Gothic" w:cs="Malgun Gothic" w:eastAsia="Malgun Gothic" w:hAnsi="Malgun Gothic"/>
+                <w:b w:val="false"/>
+                <w:bCs w:val="false"/>
+                <w:sz w:val="18"/>
+                <w:szCs w:val="18"/>
+              </w:rPr>
+              <w:t xml:space="preserve">조작 객체</w:t>
+            </w:r>
+          </w:p>
+        </w:tc>
+      </w:tr>
+      <w:tr>
+        <w:tc>
+          <w:tcPr>
+            <w:tcW w:type="dxa" w:w="1986"/>
+            <w:tcMar>
+              <w:top w:type="dxa" w:w="55"/>
+              <w:left w:type="dxa" w:w="100"/>
+              <w:bottom w:type="dxa" w:w="55"/>
+              <w:right w:type="dxa" w:w="100"/>
+            </w:tcMar>
+          </w:tcPr>
+          <w:p>
+            <w:pPr>
+              <w:spacing w:after="0"/>
+            </w:pPr>
+            <w:r>
+              <w:rPr>
+                <w:rFonts w:ascii="Malgun Gothic" w:cs="Malgun Gothic" w:eastAsia="Malgun Gothic" w:hAnsi="Malgun Gothic"/>
+                <w:b/>
+                <w:bCs/>
+                <w:sz w:val="18"/>
+                <w:szCs w:val="18"/>
+              </w:rPr>
+              <w:t xml:space="preserve">llm_verbs</w:t>
+            </w:r>
+          </w:p>
+        </w:tc>
+        <w:tc>
+          <w:tcPr>
+            <w:tcW w:type="dxa" w:w="4152"/>
+            <w:tcMar>
+              <w:top w:type="dxa" w:w="55"/>
+              <w:left w:type="dxa" w:w="100"/>
+              <w:bottom w:type="dxa" w:w="55"/>
+              <w:right w:type="dxa" w:w="100"/>
+            </w:tcMar>
+          </w:tcPr>
+          <w:p>
+            <w:pPr>
+              <w:spacing w:after="0"/>
+            </w:pPr>
+            <w:r>
+              <w:rPr>
+                <w:rFonts w:ascii="Malgun Gothic" w:cs="Malgun Gothic" w:eastAsia="Malgun Gothic" w:hAnsi="Malgun Gothic"/>
+                <w:b w:val="false"/>
+                <w:bCs w:val="false"/>
+                <w:sz w:val="18"/>
+                <w:szCs w:val="18"/>
+              </w:rPr>
+              <w:t xml:space="preserve">['add', 'remove']</w:t>
+            </w:r>
+          </w:p>
+        </w:tc>
+        <w:tc>
+          <w:tcPr>
+            <w:tcW w:type="dxa" w:w="2888"/>
+            <w:tcMar>
+              <w:top w:type="dxa" w:w="55"/>
+              <w:left w:type="dxa" w:w="100"/>
+              <w:bottom w:type="dxa" w:w="55"/>
+              <w:right w:type="dxa" w:w="100"/>
+            </w:tcMar>
+          </w:tcPr>
+          <w:p>
+            <w:pPr>
+              <w:spacing w:after="0"/>
+            </w:pPr>
+            <w:r>
+              <w:rPr>
+                <w:rFonts w:ascii="Malgun Gothic" w:cs="Malgun Gothic" w:eastAsia="Malgun Gothic" w:hAnsi="Malgun Gothic"/>
+                <w:b w:val="false"/>
+                <w:bCs w:val="false"/>
+                <w:sz w:val="18"/>
+                <w:szCs w:val="18"/>
+              </w:rPr>
+              <w:t xml:space="preserve">동사</w:t>
+            </w:r>
+          </w:p>
+        </w:tc>
+      </w:tr>
+      <w:tr>
+        <w:tc>
+          <w:tcPr>
+            <w:tcW w:type="dxa" w:w="1986"/>
+            <w:tcMar>
+              <w:top w:type="dxa" w:w="55"/>
+              <w:left w:type="dxa" w:w="100"/>
+              <w:bottom w:type="dxa" w:w="55"/>
+              <w:right w:type="dxa" w:w="100"/>
+            </w:tcMar>
+          </w:tcPr>
+          <w:p>
+            <w:pPr>
+              <w:spacing w:after="0"/>
+            </w:pPr>
+            <w:r>
+              <w:rPr>
+                <w:rFonts w:ascii="Malgun Gothic" w:cs="Malgun Gothic" w:eastAsia="Malgun Gothic" w:hAnsi="Malgun Gothic"/>
+                <w:b/>
+                <w:bCs/>
+                <w:sz w:val="18"/>
+                <w:szCs w:val="18"/>
+              </w:rPr>
+              <w:t xml:space="preserve">environment</w:t>
+            </w:r>
+          </w:p>
+        </w:tc>
+        <w:tc>
+          <w:tcPr>
+            <w:tcW w:type="dxa" w:w="4152"/>
+            <w:tcMar>
+              <w:top w:type="dxa" w:w="55"/>
+              <w:left w:type="dxa" w:w="100"/>
+              <w:bottom w:type="dxa" w:w="55"/>
+              <w:right w:type="dxa" w:w="100"/>
+            </w:tcMar>
+          </w:tcPr>
+          <w:p>
+            <w:pPr>
+              <w:spacing w:after="0"/>
+            </w:pPr>
+            <w:r>
+              <w:rPr>
+                <w:rFonts w:ascii="Malgun Gothic" w:cs="Malgun Gothic" w:eastAsia="Malgun Gothic" w:hAnsi="Malgun Gothic"/>
+                <w:b w:val="false"/>
+                <w:bCs w:val="false"/>
+                <w:sz w:val="18"/>
+                <w:szCs w:val="18"/>
+              </w:rPr>
+              <w:t xml:space="preserve">table:wood, position:sitting, background:brown</w:t>
+            </w:r>
+          </w:p>
+        </w:tc>
+        <w:tc>
+          <w:tcPr>
+            <w:tcW w:type="dxa" w:w="2888"/>
+            <w:tcMar>
+              <w:top w:type="dxa" w:w="55"/>
+              <w:left w:type="dxa" w:w="100"/>
+              <w:bottom w:type="dxa" w:w="55"/>
+              <w:right w:type="dxa" w:w="100"/>
+            </w:tcMar>
+          </w:tcPr>
+          <w:p>
+            <w:pPr>
+              <w:spacing w:after="0"/>
+            </w:pPr>
+            <w:r>
+              <w:rPr>
+                <w:rFonts w:ascii="Malgun Gothic" w:cs="Malgun Gothic" w:eastAsia="Malgun Gothic" w:hAnsi="Malgun Gothic"/>
+                <w:b w:val="false"/>
+                <w:bCs w:val="false"/>
+                <w:sz w:val="18"/>
+                <w:szCs w:val="18"/>
+              </w:rPr>
+              <w:t xml:space="preserve">환경 서술</w:t>
+            </w:r>
+          </w:p>
+        </w:tc>
+      </w:tr>
+      <w:tr>
+        <w:tc>
+          <w:tcPr>
+            <w:tcW w:type="dxa" w:w="1986"/>
+            <w:tcMar>
+              <w:top w:type="dxa" w:w="55"/>
+              <w:left w:type="dxa" w:w="100"/>
+              <w:bottom w:type="dxa" w:w="55"/>
+              <w:right w:type="dxa" w:w="100"/>
+            </w:tcMar>
+          </w:tcPr>
+          <w:p>
+            <w:pPr>
+              <w:spacing w:after="0"/>
+            </w:pPr>
+            <w:r>
+              <w:rPr>
+                <w:rFonts w:ascii="Malgun Gothic" w:cs="Malgun Gothic" w:eastAsia="Malgun Gothic" w:hAnsi="Malgun Gothic"/>
+                <w:b/>
+                <w:bCs/>
+                <w:sz w:val="18"/>
+                <w:szCs w:val="18"/>
+              </w:rPr>
+              <w:t xml:space="preserve">session_name / annotated</w:t>
+            </w:r>
+          </w:p>
+        </w:tc>
+        <w:tc>
+          <w:tcPr>
+            <w:tcW w:type="dxa" w:w="4152"/>
+            <w:tcMar>
+              <w:top w:type="dxa" w:w="55"/>
+              <w:left w:type="dxa" w:w="100"/>
+              <w:bottom w:type="dxa" w:w="55"/>
+              <w:right w:type="dxa" w:w="100"/>
+            </w:tcMar>
+          </w:tcPr>
+          <w:p>
+            <w:pPr>
+              <w:spacing w:after="0"/>
+            </w:pPr>
+            <w:r>
+              <w:rPr>
+                <w:rFonts w:ascii="Malgun Gothic" w:cs="Malgun Gothic" w:eastAsia="Malgun Gothic" w:hAnsi="Malgun Gothic"/>
+                <w:b w:val="false"/>
+                <w:bCs w:val="false"/>
+                <w:sz w:val="18"/>
+                <w:szCs w:val="18"/>
+              </w:rPr>
+              <w:t xml:space="preserve">2025-02-19_… / True</w:t>
+            </w:r>
+          </w:p>
+        </w:tc>
+        <w:tc>
+          <w:tcPr>
+            <w:tcW w:type="dxa" w:w="2888"/>
+            <w:tcMar>
+              <w:top w:type="dxa" w:w="55"/>
+              <w:left w:type="dxa" w:w="100"/>
+              <w:bottom w:type="dxa" w:w="55"/>
+              <w:right w:type="dxa" w:w="100"/>
+            </w:tcMar>
+          </w:tcPr>
+          <w:p>
+            <w:pPr>
+              <w:spacing w:after="0"/>
+            </w:pPr>
+            <w:r>
+              <w:rPr>
+                <w:rFonts w:ascii="Malgun Gothic" w:cs="Malgun Gothic" w:eastAsia="Malgun Gothic" w:hAnsi="Malgun Gothic"/>
+                <w:b w:val="false"/>
+                <w:bCs w:val="false"/>
+                <w:sz w:val="18"/>
+                <w:szCs w:val="18"/>
+              </w:rPr>
+              <w:t xml:space="preserve">수집 세션 · 주석 여부 (테스트셋 3,243개 전부 True)</w:t>
+            </w:r>
+          </w:p>
+        </w:tc>
+      </w:tr>
+    </w:tbl>
+    <w:p>
+      <w:pPr>
+        <w:spacing w:after="120" w:before="100"/>
+      </w:pPr>
+      <w:r>
+        <w:rPr>
+          <w:rFonts w:ascii="Malgun Gothic" w:cs="Malgun Gothic" w:eastAsia="Malgun Gothic" w:hAnsi="Malgun Gothic"/>
+          <w:sz w:val="20"/>
+          <w:szCs w:val="20"/>
+        </w:rPr>
+        <w:t xml:space="preserve">llm_type 분포 (3,243개): reversible 2,240 / reset 619 / reset-free 384 — 3분의 2가 '했다가 되돌리는' 가역 태스크다. 환경 서술 고유값 188종, 최빈 객체는 table, tablecloth, bowl, block, box, plush, cup 순.</w:t>
+      </w:r>
+    </w:p>
+    <w:p>
+      <w:pPr>
+        <w:pBdr>
+          <w:left w:val="single" w:color="C00000" w:sz="18" w:space="8"/>
+        </w:pBdr>
+        <w:shd w:fill="FDECEA" w:val="clear"/>
+        <w:spacing w:after="140" w:before="80"/>
+      </w:pPr>
+      <w:r>
+        <w:rPr>
+          <w:rFonts w:ascii="Malgun Gothic" w:cs="Malgun Gothic" w:eastAsia="Malgun Gothic" w:hAnsi="Malgun Gothic"/>
+          <w:color w:val="843C0C"/>
+          <w:sz w:val="19"/>
+          <w:szCs w:val="19"/>
+        </w:rPr>
+        <w:t xml:space="preserve">가역 태스크 라벨 함정: 지시문이 2개(llm_description, llm_description2) 있고 which_llm_description이 이 에피소드의 실제 방향을 가리킨다. 이를 무시하고 llm_description만 쓰면 가역 태스크의 상당수에서 반대 방향 지시문을 라벨로 쓰게 된다. 저자 공식 로더(simple_dataset.py)도 이 필드로 분기한다.</w:t>
+      </w:r>
+    </w:p>
+    <w:p>
+      <w:pPr>
+        <w:pStyle w:val="Heading1"/>
+        <w:spacing w:after="150" w:before="300"/>
+      </w:pPr>
+      <w:r>
+        <w:rPr>
+          <w:rFonts w:ascii="Malgun Gothic" w:cs="Malgun Gothic" w:eastAsia="Malgun Gothic" w:hAnsi="Malgun Gothic"/>
+          <w:b/>
+          <w:bCs/>
+          <w:color w:val="2F5496"/>
+          <w:sz w:val="30"/>
+          <w:szCs w:val="30"/>
+        </w:rPr>
+        <w:t xml:space="preserve">6. 어떤 과제들이 담겨 있나 (111종)</w:t>
+      </w:r>
+    </w:p>
+    <w:p>
+      <w:pPr>
+        <w:pBdr>
+          <w:left w:val="single" w:color="2F5496" w:sz="18" w:space="8"/>
+        </w:pBdr>
+        <w:shd w:fill="EAF1FB" w:val="clear"/>
+        <w:spacing w:after="150" w:before="60"/>
+      </w:pPr>
+      <w:r>
+        <w:rPr>
+          <w:rFonts w:ascii="Malgun Gothic" w:cs="Malgun Gothic" w:eastAsia="Malgun Gothic" w:hAnsi="Malgun Gothic"/>
+          <w:b/>
+          <w:bCs/>
+          <w:color w:val="1F3864"/>
+          <w:sz w:val="21"/>
+          <w:szCs w:val="21"/>
+        </w:rPr>
+        <w:t xml:space="preserve">전부 탁상 위 양손 조작이다. 조립·분해, 끼우기·빼기, 접기, 나사 돌리기, 피아노 치기, 젓가락질, 신발끈 묶기 등 — 로봇 데이터셋에는 드문 고난도 정밀·양손 협응 동작이 많다.</w:t>
       </w:r>
     </w:p>
     <w:p>
@@ -2986,7 +2575,7 @@
       <w:r>
         <w:drawing>
           <wp:inline distT="0" distB="0" distL="0" distR="0">
-            <wp:extent cx="5905500" cy="1971675"/>
+            <wp:extent cx="6096000" cy="2000250"/>
             <wp:effectExtent t="0" r="0" b="0" l="0"/>
             <wp:docPr id="1" name="" descr="" title=""/>
             <wp:cNvGraphicFramePr>
@@ -3011,6 +2600,563 @@
                   <pic:spPr bwMode="auto">
                     <a:xfrm>
                       <a:off x="0" y="0"/>
+                      <a:ext cx="6096000" cy="2000250"/>
+                    </a:xfrm>
+                    <a:prstGeom prst="rect">
+                      <a:avLst/>
+                    </a:prstGeom>
+                  </pic:spPr>
+                </pic:pic>
+              </a:graphicData>
+            </a:graphic>
+          </wp:inline>
+        </w:drawing>
+      </w:r>
+    </w:p>
+    <w:p>
+      <w:pPr>
+        <w:spacing w:after="180"/>
+        <w:jc w:val="center"/>
+      </w:pPr>
+      <w:r>
+        <w:rPr>
+          <w:rFonts w:ascii="Malgun Gothic" w:cs="Malgun Gothic" w:eastAsia="Malgun Gothic" w:hAnsi="Malgun Gothic"/>
+          <w:i/>
+          <w:iCs/>
+          <w:color w:val="595959"/>
+          <w:sz w:val="17"/>
+          <w:szCs w:val="17"/>
+        </w:rPr>
+        <w:t xml:space="preserve">그림 6. (좌) 태스크별 에피소드 수 상위 20 — basic_pick_place가 277개로 압도적, 태스크당 1~277개로 편차가 크다. (우) 에피소드 길이 분포 — 10초 지점의 봉우리는 10초 단위로 녹화가 절단된 세션이 많다는 흔적.</w:t>
+      </w:r>
+    </w:p>
+    <w:tbl>
+      <w:tblPr>
+        <w:tblW w:type="dxa" w:w="9026"/>
+        <w:tblBorders>
+          <w:top w:val="single" w:color="auto" w:sz="4"/>
+          <w:left w:val="single" w:color="auto" w:sz="4"/>
+          <w:bottom w:val="single" w:color="auto" w:sz="4"/>
+          <w:right w:val="single" w:color="auto" w:sz="4"/>
+          <w:insideH w:val="single" w:color="auto" w:sz="4"/>
+          <w:insideV w:val="single" w:color="auto" w:sz="4"/>
+        </w:tblBorders>
+      </w:tblPr>
+      <w:tblGrid>
+        <w:gridCol w:w="2527"/>
+        <w:gridCol w:w="6499"/>
+      </w:tblGrid>
+      <w:tr>
+        <w:trPr>
+          <w:tblHeader/>
+        </w:trPr>
+        <w:tc>
+          <w:tcPr>
+            <w:tcW w:type="dxa" w:w="2527"/>
+            <w:shd w:fill="D9E2F3" w:val="clear"/>
+            <w:tcMar>
+              <w:top w:type="dxa" w:w="55"/>
+              <w:left w:type="dxa" w:w="100"/>
+              <w:bottom w:type="dxa" w:w="55"/>
+              <w:right w:type="dxa" w:w="100"/>
+            </w:tcMar>
+          </w:tcPr>
+          <w:p>
+            <w:pPr>
+              <w:spacing w:after="0"/>
+            </w:pPr>
+            <w:r>
+              <w:rPr>
+                <w:rFonts w:ascii="Malgun Gothic" w:cs="Malgun Gothic" w:eastAsia="Malgun Gothic" w:hAnsi="Malgun Gothic"/>
+                <w:b/>
+                <w:bCs/>
+                <w:sz w:val="18"/>
+                <w:szCs w:val="18"/>
+              </w:rPr>
+              <w:t xml:space="preserve">계열 (예시)</w:t>
+            </w:r>
+          </w:p>
+        </w:tc>
+        <w:tc>
+          <w:tcPr>
+            <w:tcW w:type="dxa" w:w="6499"/>
+            <w:shd w:fill="D9E2F3" w:val="clear"/>
+            <w:tcMar>
+              <w:top w:type="dxa" w:w="55"/>
+              <w:left w:type="dxa" w:w="100"/>
+              <w:bottom w:type="dxa" w:w="55"/>
+              <w:right w:type="dxa" w:w="100"/>
+            </w:tcMar>
+          </w:tcPr>
+          <w:p>
+            <w:pPr>
+              <w:spacing w:after="0"/>
+            </w:pPr>
+            <w:r>
+              <w:rPr>
+                <w:rFonts w:ascii="Malgun Gothic" w:cs="Malgun Gothic" w:eastAsia="Malgun Gothic" w:hAnsi="Malgun Gothic"/>
+                <w:b/>
+                <w:bCs/>
+                <w:sz w:val="18"/>
+                <w:szCs w:val="18"/>
+              </w:rPr>
+              <w:t xml:space="preserve">태스크 예</w:t>
+            </w:r>
+          </w:p>
+        </w:tc>
+      </w:tr>
+      <w:tr>
+        <w:tc>
+          <w:tcPr>
+            <w:tcW w:type="dxa" w:w="2527"/>
+            <w:tcMar>
+              <w:top w:type="dxa" w:w="55"/>
+              <w:left w:type="dxa" w:w="100"/>
+              <w:bottom w:type="dxa" w:w="55"/>
+              <w:right w:type="dxa" w:w="100"/>
+            </w:tcMar>
+          </w:tcPr>
+          <w:p>
+            <w:pPr>
+              <w:spacing w:after="0"/>
+            </w:pPr>
+            <w:r>
+              <w:rPr>
+                <w:rFonts w:ascii="Malgun Gothic" w:cs="Malgun Gothic" w:eastAsia="Malgun Gothic" w:hAnsi="Malgun Gothic"/>
+                <w:b/>
+                <w:bCs/>
+                <w:sz w:val="18"/>
+                <w:szCs w:val="18"/>
+              </w:rPr>
+              <w:t xml:space="preserve">조립/분해 (11종)</w:t>
+            </w:r>
+          </w:p>
+        </w:tc>
+        <w:tc>
+          <w:tcPr>
+            <w:tcW w:type="dxa" w:w="6499"/>
+            <w:tcMar>
+              <w:top w:type="dxa" w:w="55"/>
+              <w:left w:type="dxa" w:w="100"/>
+              <w:bottom w:type="dxa" w:w="55"/>
+              <w:right w:type="dxa" w:w="100"/>
+            </w:tcMar>
+          </w:tcPr>
+          <w:p>
+            <w:pPr>
+              <w:spacing w:after="0"/>
+            </w:pPr>
+            <w:r>
+              <w:rPr>
+                <w:rFonts w:ascii="Malgun Gothic" w:cs="Malgun Gothic" w:eastAsia="Malgun Gothic" w:hAnsi="Malgun Gothic"/>
+                <w:b w:val="false"/>
+                <w:bCs w:val="false"/>
+                <w:sz w:val="18"/>
+                <w:szCs w:val="18"/>
+              </w:rPr>
+              <w:t xml:space="preserve">가구 벤치(의자·책상·서랍·램프·탁자·스툴), 레고, 젠가, 타일</w:t>
+            </w:r>
+          </w:p>
+        </w:tc>
+      </w:tr>
+      <w:tr>
+        <w:tc>
+          <w:tcPr>
+            <w:tcW w:type="dxa" w:w="2527"/>
+            <w:tcMar>
+              <w:top w:type="dxa" w:w="55"/>
+              <w:left w:type="dxa" w:w="100"/>
+              <w:bottom w:type="dxa" w:w="55"/>
+              <w:right w:type="dxa" w:w="100"/>
+            </w:tcMar>
+          </w:tcPr>
+          <w:p>
+            <w:pPr>
+              <w:spacing w:after="0"/>
+            </w:pPr>
+            <w:r>
+              <w:rPr>
+                <w:rFonts w:ascii="Malgun Gothic" w:cs="Malgun Gothic" w:eastAsia="Malgun Gothic" w:hAnsi="Malgun Gothic"/>
+                <w:b/>
+                <w:bCs/>
+                <w:sz w:val="18"/>
+                <w:szCs w:val="18"/>
+              </w:rPr>
+              <w:t xml:space="preserve">끼우기/빼기 (13종)</w:t>
+            </w:r>
+          </w:p>
+        </w:tc>
+        <w:tc>
+          <w:tcPr>
+            <w:tcW w:type="dxa" w:w="6499"/>
+            <w:tcMar>
+              <w:top w:type="dxa" w:w="55"/>
+              <w:left w:type="dxa" w:w="100"/>
+              <w:bottom w:type="dxa" w:w="55"/>
+              <w:right w:type="dxa" w:w="100"/>
+            </w:tcMar>
+          </w:tcPr>
+          <w:p>
+            <w:pPr>
+              <w:spacing w:after="0"/>
+            </w:pPr>
+            <w:r>
+              <w:rPr>
+                <w:rFonts w:ascii="Malgun Gothic" w:cs="Malgun Gothic" w:eastAsia="Malgun Gothic" w:hAnsi="Malgun Gothic"/>
+                <w:b w:val="false"/>
+                <w:bCs w:val="false"/>
+                <w:sz w:val="18"/>
+                <w:szCs w:val="18"/>
+              </w:rPr>
+              <w:t xml:space="preserve">USB, 플러그-소켓, 에어팟, 책장, 컵랙, 서랍, 테니스공</w:t>
+            </w:r>
+          </w:p>
+        </w:tc>
+      </w:tr>
+      <w:tr>
+        <w:tc>
+          <w:tcPr>
+            <w:tcW w:type="dxa" w:w="2527"/>
+            <w:tcMar>
+              <w:top w:type="dxa" w:w="55"/>
+              <w:left w:type="dxa" w:w="100"/>
+              <w:bottom w:type="dxa" w:w="55"/>
+              <w:right w:type="dxa" w:w="100"/>
+            </w:tcMar>
+          </w:tcPr>
+          <w:p>
+            <w:pPr>
+              <w:spacing w:after="0"/>
+            </w:pPr>
+            <w:r>
+              <w:rPr>
+                <w:rFonts w:ascii="Malgun Gothic" w:cs="Malgun Gothic" w:eastAsia="Malgun Gothic" w:hAnsi="Malgun Gothic"/>
+                <w:b/>
+                <w:bCs/>
+                <w:sz w:val="18"/>
+                <w:szCs w:val="18"/>
+              </w:rPr>
+              <w:t xml:space="preserve">접기/펴기</w:t>
+            </w:r>
+          </w:p>
+        </w:tc>
+        <w:tc>
+          <w:tcPr>
+            <w:tcW w:type="dxa" w:w="6499"/>
+            <w:tcMar>
+              <w:top w:type="dxa" w:w="55"/>
+              <w:left w:type="dxa" w:w="100"/>
+              <w:bottom w:type="dxa" w:w="55"/>
+              <w:right w:type="dxa" w:w="100"/>
+            </w:tcMar>
+          </w:tcPr>
+          <w:p>
+            <w:pPr>
+              <w:spacing w:after="0"/>
+            </w:pPr>
+            <w:r>
+              <w:rPr>
+                <w:rFonts w:ascii="Malgun Gothic" w:cs="Malgun Gothic" w:eastAsia="Malgun Gothic" w:hAnsi="Malgun Gothic"/>
+                <w:b w:val="false"/>
+                <w:bCs w:val="false"/>
+                <w:sz w:val="18"/>
+                <w:szCs w:val="18"/>
+              </w:rPr>
+              <w:t xml:space="preserve">종이, 종이접기(origami), 천 접기·쌓기, 구기고 펴기</w:t>
+            </w:r>
+          </w:p>
+        </w:tc>
+      </w:tr>
+      <w:tr>
+        <w:tc>
+          <w:tcPr>
+            <w:tcW w:type="dxa" w:w="2527"/>
+            <w:tcMar>
+              <w:top w:type="dxa" w:w="55"/>
+              <w:left w:type="dxa" w:w="100"/>
+              <w:bottom w:type="dxa" w:w="55"/>
+              <w:right w:type="dxa" w:w="100"/>
+            </w:tcMar>
+          </w:tcPr>
+          <w:p>
+            <w:pPr>
+              <w:spacing w:after="0"/>
+            </w:pPr>
+            <w:r>
+              <w:rPr>
+                <w:rFonts w:ascii="Malgun Gothic" w:cs="Malgun Gothic" w:eastAsia="Malgun Gothic" w:hAnsi="Malgun Gothic"/>
+                <w:b/>
+                <w:bCs/>
+                <w:sz w:val="18"/>
+                <w:szCs w:val="18"/>
+              </w:rPr>
+              <w:t xml:space="preserve">일상 동작</w:t>
+            </w:r>
+          </w:p>
+        </w:tc>
+        <w:tc>
+          <w:tcPr>
+            <w:tcW w:type="dxa" w:w="6499"/>
+            <w:tcMar>
+              <w:top w:type="dxa" w:w="55"/>
+              <w:left w:type="dxa" w:w="100"/>
+              <w:bottom w:type="dxa" w:w="55"/>
+              <w:right w:type="dxa" w:w="100"/>
+            </w:tcMar>
+          </w:tcPr>
+          <w:p>
+            <w:pPr>
+              <w:spacing w:after="0"/>
+            </w:pPr>
+            <w:r>
+              <w:rPr>
+                <w:rFonts w:ascii="Malgun Gothic" w:cs="Malgun Gothic" w:eastAsia="Malgun Gothic" w:hAnsi="Malgun Gothic"/>
+                <w:b w:val="false"/>
+                <w:bCs w:val="false"/>
+                <w:sz w:val="18"/>
+                <w:szCs w:val="18"/>
+              </w:rPr>
+              <w:t xml:space="preserve">젓가락질, 키보드 타이핑, 글씨 쓰기, 책장 넘기기, 열쇠 잠그기</w:t>
+            </w:r>
+          </w:p>
+        </w:tc>
+      </w:tr>
+      <w:tr>
+        <w:tc>
+          <w:tcPr>
+            <w:tcW w:type="dxa" w:w="2527"/>
+            <w:tcMar>
+              <w:top w:type="dxa" w:w="55"/>
+              <w:left w:type="dxa" w:w="100"/>
+              <w:bottom w:type="dxa" w:w="55"/>
+              <w:right w:type="dxa" w:w="100"/>
+            </w:tcMar>
+          </w:tcPr>
+          <w:p>
+            <w:pPr>
+              <w:spacing w:after="0"/>
+            </w:pPr>
+            <w:r>
+              <w:rPr>
+                <w:rFonts w:ascii="Malgun Gothic" w:cs="Malgun Gothic" w:eastAsia="Malgun Gothic" w:hAnsi="Malgun Gothic"/>
+                <w:b/>
+                <w:bCs/>
+                <w:sz w:val="18"/>
+                <w:szCs w:val="18"/>
+              </w:rPr>
+              <w:t xml:space="preserve">주방</w:t>
+            </w:r>
+          </w:p>
+        </w:tc>
+        <w:tc>
+          <w:tcPr>
+            <w:tcW w:type="dxa" w:w="6499"/>
+            <w:tcMar>
+              <w:top w:type="dxa" w:w="55"/>
+              <w:left w:type="dxa" w:w="100"/>
+              <w:bottom w:type="dxa" w:w="55"/>
+              <w:right w:type="dxa" w:w="100"/>
+            </w:tcMar>
+          </w:tcPr>
+          <w:p>
+            <w:pPr>
+              <w:spacing w:after="0"/>
+            </w:pPr>
+            <w:r>
+              <w:rPr>
+                <w:rFonts w:ascii="Malgun Gothic" w:cs="Malgun Gothic" w:eastAsia="Malgun Gothic" w:hAnsi="Malgun Gothic"/>
+                <w:b w:val="false"/>
+                <w:bCs w:val="false"/>
+                <w:sz w:val="18"/>
+                <w:szCs w:val="18"/>
+              </w:rPr>
+              <w:t xml:space="preserve">계란 프라이, 샌드위치 만들기, 설거지, 얼음 뜨기, 붓기</w:t>
+            </w:r>
+          </w:p>
+        </w:tc>
+      </w:tr>
+      <w:tr>
+        <w:tc>
+          <w:tcPr>
+            <w:tcW w:type="dxa" w:w="2527"/>
+            <w:tcMar>
+              <w:top w:type="dxa" w:w="55"/>
+              <w:left w:type="dxa" w:w="100"/>
+              <w:bottom w:type="dxa" w:w="55"/>
+              <w:right w:type="dxa" w:w="100"/>
+            </w:tcMar>
+          </w:tcPr>
+          <w:p>
+            <w:pPr>
+              <w:spacing w:after="0"/>
+            </w:pPr>
+            <w:r>
+              <w:rPr>
+                <w:rFonts w:ascii="Malgun Gothic" w:cs="Malgun Gothic" w:eastAsia="Malgun Gothic" w:hAnsi="Malgun Gothic"/>
+                <w:b/>
+                <w:bCs/>
+                <w:sz w:val="18"/>
+                <w:szCs w:val="18"/>
+              </w:rPr>
+              <w:t xml:space="preserve">놀이</w:t>
+            </w:r>
+          </w:p>
+        </w:tc>
+        <w:tc>
+          <w:tcPr>
+            <w:tcW w:type="dxa" w:w="6499"/>
+            <w:tcMar>
+              <w:top w:type="dxa" w:w="55"/>
+              <w:left w:type="dxa" w:w="100"/>
+              <w:bottom w:type="dxa" w:w="55"/>
+              <w:right w:type="dxa" w:w="100"/>
+            </w:tcMar>
+          </w:tcPr>
+          <w:p>
+            <w:pPr>
+              <w:spacing w:after="0"/>
+            </w:pPr>
+            <w:r>
+              <w:rPr>
+                <w:rFonts w:ascii="Malgun Gothic" w:cs="Malgun Gothic" w:eastAsia="Malgun Gothic" w:hAnsi="Malgun Gothic"/>
+                <w:b w:val="false"/>
+                <w:bCs w:val="false"/>
+                <w:sz w:val="18"/>
+                <w:szCs w:val="18"/>
+              </w:rPr>
+              <w:t xml:space="preserve">피아노, 만칼라, 커넥트포, 체스판 정리, 카드 돌리기, 루빅스큐브</w:t>
+            </w:r>
+          </w:p>
+        </w:tc>
+      </w:tr>
+    </w:tbl>
+    <w:p>
+      <w:pPr>
+        <w:spacing w:after="120" w:before="90"/>
+      </w:pPr>
+      <w:r>
+        <w:rPr>
+          <w:rFonts w:ascii="Malgun Gothic" w:cs="Malgun Gothic" w:eastAsia="Malgun Gothic" w:hAnsi="Malgun Gothic"/>
+          <w:color w:val="595959"/>
+          <w:sz w:val="18"/>
+          <w:szCs w:val="18"/>
+        </w:rPr>
+        <w:t xml:space="preserve">참고: 전체 EgoDex는 194종이며 테스트 분할에는 그중 111종만 포함된다. hdf5 속성의 태스크명 고유값은 123개로 폴더 수보다 많다 — 한 폴더에 세부 변형 라벨이 섞인 경우가 있다.</w:t>
+      </w:r>
+    </w:p>
+    <w:p>
+      <w:pPr>
+        <w:pStyle w:val="Heading1"/>
+        <w:spacing w:after="150" w:before="300"/>
+      </w:pPr>
+      <w:r>
+        <w:rPr>
+          <w:rFonts w:ascii="Malgun Gothic" w:cs="Malgun Gothic" w:eastAsia="Malgun Gothic" w:hAnsi="Malgun Gothic"/>
+          <w:b/>
+          <w:bCs/>
+          <w:color w:val="2F5496"/>
+          <w:sz w:val="30"/>
+          <w:szCs w:val="30"/>
+        </w:rPr>
+        <w:t xml:space="preserve">7. 실측 샘플 분석</w:t>
+      </w:r>
+    </w:p>
+    <w:p>
+      <w:pPr>
+        <w:spacing w:after="40" w:before="140"/>
+        <w:jc w:val="center"/>
+      </w:pPr>
+      <w:r>
+        <w:drawing>
+          <wp:inline distT="0" distB="0" distL="0" distR="0">
+            <wp:extent cx="5905500" cy="2686050"/>
+            <wp:effectExtent t="0" r="0" b="0" l="0"/>
+            <wp:docPr id="1" name="" descr="" title=""/>
+            <wp:cNvGraphicFramePr>
+              <a:graphicFrameLocks xmlns:a="http://schemas.openxmlformats.org/drawingml/2006/main" noChangeAspect="1"/>
+            </wp:cNvGraphicFramePr>
+            <a:graphic xmlns:a="http://schemas.openxmlformats.org/drawingml/2006/main">
+              <a:graphicData uri="http://schemas.openxmlformats.org/drawingml/2006/picture">
+                <pic:pic xmlns:pic="http://schemas.openxmlformats.org/drawingml/2006/picture">
+                  <pic:nvPicPr>
+                    <pic:cNvPr id="0" name="" descr=""/>
+                    <pic:cNvPicPr>
+                      <a:picLocks noChangeAspect="1" noChangeArrowheads="1"/>
+                    </pic:cNvPicPr>
+                  </pic:nvPicPr>
+                  <pic:blipFill>
+                    <a:blip r:embed="rId13" cstate="none"/>
+                    <a:srcRect/>
+                    <a:stretch>
+                      <a:fillRect/>
+                    </a:stretch>
+                  </pic:blipFill>
+                  <pic:spPr bwMode="auto">
+                    <a:xfrm>
+                      <a:off x="0" y="0"/>
+                      <a:ext cx="5905500" cy="2686050"/>
+                    </a:xfrm>
+                    <a:prstGeom prst="rect">
+                      <a:avLst/>
+                    </a:prstGeom>
+                  </pic:spPr>
+                </pic:pic>
+              </a:graphicData>
+            </a:graphic>
+          </wp:inline>
+        </w:drawing>
+      </w:r>
+    </w:p>
+    <w:p>
+      <w:pPr>
+        <w:spacing w:after="180"/>
+        <w:jc w:val="center"/>
+      </w:pPr>
+      <w:r>
+        <w:rPr>
+          <w:rFonts w:ascii="Malgun Gothic" w:cs="Malgun Gothic" w:eastAsia="Malgun Gothic" w:hAnsi="Malgun Gothic"/>
+          <w:i/>
+          <w:iCs/>
+          <w:color w:val="595959"/>
+          <w:sz w:val="17"/>
+          <w:szCs w:val="17"/>
+        </w:rPr>
+        <w:t xml:space="preserve">그림 7. 한 에피소드의 3D 자세 데이터. (좌) 월드 좌표계 양손 궤적과 머리 위치. (우) 오른손 높이가 0.5초에 12cm 상승했다가 2.5초에 하강 — '뚜껑을 집어 올렸다 덮는' 동작이 수치로 그대로 드러난다. 오른손 이동량 0.53m vs 왼손 0.35m로 오른손 주도임도 확인된다.</w:t>
+      </w:r>
+    </w:p>
+    <w:p>
+      <w:pPr>
+        <w:spacing w:after="40" w:before="140"/>
+        <w:jc w:val="center"/>
+      </w:pPr>
+      <w:r>
+        <w:drawing>
+          <wp:inline distT="0" distB="0" distL="0" distR="0">
+            <wp:extent cx="5905500" cy="1971675"/>
+            <wp:effectExtent t="0" r="0" b="0" l="0"/>
+            <wp:docPr id="1" name="" descr="" title=""/>
+            <wp:cNvGraphicFramePr>
+              <a:graphicFrameLocks xmlns:a="http://schemas.openxmlformats.org/drawingml/2006/main" noChangeAspect="1"/>
+            </wp:cNvGraphicFramePr>
+            <a:graphic xmlns:a="http://schemas.openxmlformats.org/drawingml/2006/main">
+              <a:graphicData uri="http://schemas.openxmlformats.org/drawingml/2006/picture">
+                <pic:pic xmlns:pic="http://schemas.openxmlformats.org/drawingml/2006/picture">
+                  <pic:nvPicPr>
+                    <pic:cNvPr id="0" name="" descr=""/>
+                    <pic:cNvPicPr>
+                      <a:picLocks noChangeAspect="1" noChangeArrowheads="1"/>
+                    </pic:cNvPicPr>
+                  </pic:nvPicPr>
+                  <pic:blipFill>
+                    <a:blip r:embed="rId14" cstate="none"/>
+                    <a:srcRect/>
+                    <a:stretch>
+                      <a:fillRect/>
+                    </a:stretch>
+                  </pic:blipFill>
+                  <pic:spPr bwMode="auto">
+                    <a:xfrm>
+                      <a:off x="0" y="0"/>
                       <a:ext cx="5905500" cy="1971675"/>
                     </a:xfrm>
                     <a:prstGeom prst="rect">
@@ -3038,7 +3184,7 @@
           <w:sz w:val="17"/>
           <w:szCs w:val="17"/>
         </w:rPr>
-        <w:t xml:space="preserve">그림 6. 관절 신뢰도. 손이 가려지거나 프레임 밖일 때 낮아진다 — 평균 0.4~0.5 수준의 낮은 값이 흔해, 학습 시 신뢰도 필터링이 필요하다.</w:t>
+        <w:t xml:space="preserve">그림 8. 관절 신뢰도. 손이 가려지거나 프레임 밖일 때 낮아진다 — 평균 0.4~0.5 수준의 낮은 값이 흔해, 학습 시 신뢰도 필터링이 필요하다.</w:t>
       </w:r>
     </w:p>
     <w:p>
@@ -3127,7 +3273,7 @@
           <w:sz w:val="20"/>
           <w:szCs w:val="20"/>
         </w:rPr>
-        <w:t xml:space="preserve">재투영이 영상과 완벽히 일치하지 않을 수 있다 — Vision Pro 영상이 다중 카메라 합성이라 시점 오차가 존재한다고 README가 공지한다 (그림 3에서도 관찰됨).</w:t>
+        <w:t xml:space="preserve">재투영이 영상과 완벽히 일치하지 않을 수 있다 — Vision Pro 영상이 다중 카메라 합성이라 시점 오차가 존재한다고 README가 공지한다 (그림 5에서도 관찰됨).</w:t>
       </w:r>
     </w:p>
     <w:p>
